--- a/1 aula de python com DIO.docx
+++ b/1 aula de python com DIO.docx
@@ -395,7 +395,21 @@
         <w:rPr>
           <w:u w:val="single"/>
         </w:rPr>
-        <w:t>Inteiros (int)</w:t>
+        <w:t>Inteiros (</w:t>
+      </w:r>
+      <w:proofErr w:type="spellStart"/>
+      <w:r>
+        <w:rPr>
+          <w:u w:val="single"/>
+        </w:rPr>
+        <w:t>int</w:t>
+      </w:r>
+      <w:proofErr w:type="spellEnd"/>
+      <w:r>
+        <w:rPr>
+          <w:u w:val="single"/>
+        </w:rPr>
+        <w:t>)</w:t>
       </w:r>
     </w:p>
     <w:p>
@@ -427,7 +441,35 @@
           <w:lang w:eastAsia="pt-BR"/>
           <w14:ligatures w14:val="none"/>
         </w:rPr>
-        <w:t>Flutuantes (float)</w:t>
+        <w:t>Flutuantes (</w:t>
+      </w:r>
+      <w:proofErr w:type="spellStart"/>
+      <w:r>
+        <w:rPr>
+          <w:rFonts w:ascii="Lato" w:eastAsia="Times New Roman" w:hAnsi="Lato" w:cs="Times New Roman"/>
+          <w:color w:val="000000"/>
+          <w:kern w:val="0"/>
+          <w:sz w:val="28"/>
+          <w:szCs w:val="28"/>
+          <w:u w:val="single"/>
+          <w:lang w:eastAsia="pt-BR"/>
+          <w14:ligatures w14:val="none"/>
+        </w:rPr>
+        <w:t>float</w:t>
+      </w:r>
+      <w:proofErr w:type="spellEnd"/>
+      <w:r>
+        <w:rPr>
+          <w:rFonts w:ascii="Lato" w:eastAsia="Times New Roman" w:hAnsi="Lato" w:cs="Times New Roman"/>
+          <w:color w:val="000000"/>
+          <w:kern w:val="0"/>
+          <w:sz w:val="28"/>
+          <w:szCs w:val="28"/>
+          <w:u w:val="single"/>
+          <w:lang w:eastAsia="pt-BR"/>
+          <w14:ligatures w14:val="none"/>
+        </w:rPr>
+        <w:t>)</w:t>
       </w:r>
     </w:p>
     <w:p>
@@ -1652,6 +1694,7 @@
           <w:szCs w:val="28"/>
         </w:rPr>
       </w:pPr>
+      <w:proofErr w:type="spellStart"/>
       <w:r>
         <w:rPr>
           <w:sz w:val="28"/>
@@ -1664,7 +1707,15 @@
           <w:sz w:val="28"/>
           <w:szCs w:val="28"/>
         </w:rPr>
-        <w:t xml:space="preserve">f </w:t>
+        <w:t>f</w:t>
+      </w:r>
+      <w:proofErr w:type="spellEnd"/>
+      <w:r>
+        <w:rPr>
+          <w:sz w:val="28"/>
+          <w:szCs w:val="28"/>
+        </w:rPr>
+        <w:t xml:space="preserve"> </w:t>
       </w:r>
       <w:r>
         <w:rPr>
@@ -1752,6 +1803,7 @@
           <w:szCs w:val="28"/>
         </w:rPr>
       </w:pPr>
+      <w:proofErr w:type="spellStart"/>
       <w:r>
         <w:rPr>
           <w:sz w:val="28"/>
@@ -1764,7 +1816,15 @@
           <w:sz w:val="28"/>
           <w:szCs w:val="28"/>
         </w:rPr>
-        <w:t>lif idade</w:t>
+        <w:t>lif</w:t>
+      </w:r>
+      <w:proofErr w:type="spellEnd"/>
+      <w:r>
+        <w:rPr>
+          <w:sz w:val="28"/>
+          <w:szCs w:val="28"/>
+        </w:rPr>
+        <w:t xml:space="preserve"> idade</w:t>
       </w:r>
       <w:r>
         <w:rPr>
@@ -1811,6 +1871,7 @@
           <w:szCs w:val="28"/>
         </w:rPr>
       </w:pPr>
+      <w:proofErr w:type="spellStart"/>
       <w:r>
         <w:rPr>
           <w:sz w:val="28"/>
@@ -1823,7 +1884,15 @@
           <w:sz w:val="28"/>
           <w:szCs w:val="28"/>
         </w:rPr>
-        <w:t xml:space="preserve">lif idade </w:t>
+        <w:t>lif</w:t>
+      </w:r>
+      <w:proofErr w:type="spellEnd"/>
+      <w:r>
+        <w:rPr>
+          <w:sz w:val="28"/>
+          <w:szCs w:val="28"/>
+        </w:rPr>
+        <w:t xml:space="preserve"> idade </w:t>
       </w:r>
       <w:r>
         <w:rPr>
@@ -1840,6 +1909,7 @@
           <w:szCs w:val="28"/>
         </w:rPr>
       </w:pPr>
+      <w:proofErr w:type="spellStart"/>
       <w:r>
         <w:rPr>
           <w:sz w:val="28"/>
@@ -1853,7 +1923,15 @@
           <w:sz w:val="28"/>
           <w:szCs w:val="28"/>
         </w:rPr>
-        <w:t xml:space="preserve">life idade == </w:t>
+        <w:t>life</w:t>
+      </w:r>
+      <w:proofErr w:type="spellEnd"/>
+      <w:r>
+        <w:rPr>
+          <w:sz w:val="28"/>
+          <w:szCs w:val="28"/>
+        </w:rPr>
+        <w:t xml:space="preserve"> idade == </w:t>
       </w:r>
       <w:r>
         <w:rPr>
@@ -1908,6 +1986,7 @@
           <w:szCs w:val="28"/>
         </w:rPr>
       </w:pPr>
+      <w:proofErr w:type="spellStart"/>
       <w:r>
         <w:rPr>
           <w:sz w:val="28"/>
@@ -1920,7 +1999,15 @@
           <w:sz w:val="28"/>
           <w:szCs w:val="28"/>
         </w:rPr>
-        <w:t>lse:</w:t>
+        <w:t>lse</w:t>
+      </w:r>
+      <w:proofErr w:type="spellEnd"/>
+      <w:r>
+        <w:rPr>
+          <w:sz w:val="28"/>
+          <w:szCs w:val="28"/>
+        </w:rPr>
+        <w:t>:</w:t>
       </w:r>
     </w:p>
     <w:p>
@@ -2005,7 +2092,27 @@
           <w:sz w:val="44"/>
           <w:szCs w:val="44"/>
         </w:rPr>
-        <w:t>Os loops nos permitem repetir um bloco de código várias vezes. Em Python, os loops mais comuns são for e while.</w:t>
+        <w:t xml:space="preserve">Os loops nos permitem repetir um bloco de código várias vezes. Em Python, os loops mais comuns são for e </w:t>
+      </w:r>
+      <w:proofErr w:type="spellStart"/>
+      <w:r>
+        <w:rPr>
+          <w:b/>
+          <w:bCs/>
+          <w:sz w:val="44"/>
+          <w:szCs w:val="44"/>
+        </w:rPr>
+        <w:t>while</w:t>
+      </w:r>
+      <w:proofErr w:type="spellEnd"/>
+      <w:r>
+        <w:rPr>
+          <w:b/>
+          <w:bCs/>
+          <w:sz w:val="44"/>
+          <w:szCs w:val="44"/>
+        </w:rPr>
+        <w:t>.</w:t>
       </w:r>
     </w:p>
     <w:p>
@@ -2115,7 +2222,27 @@
           <w:sz w:val="44"/>
           <w:szCs w:val="44"/>
         </w:rPr>
-        <w:t>(como uma lista, uma tupla ou uma string) ou qualquer objeto iterável. A sintaxe básica é a seguinte:</w:t>
+        <w:t xml:space="preserve">(como uma lista, uma tupla ou uma </w:t>
+      </w:r>
+      <w:proofErr w:type="spellStart"/>
+      <w:r>
+        <w:rPr>
+          <w:b/>
+          <w:bCs/>
+          <w:sz w:val="44"/>
+          <w:szCs w:val="44"/>
+        </w:rPr>
+        <w:t>string</w:t>
+      </w:r>
+      <w:proofErr w:type="spellEnd"/>
+      <w:r>
+        <w:rPr>
+          <w:b/>
+          <w:bCs/>
+          <w:sz w:val="44"/>
+          <w:szCs w:val="44"/>
+        </w:rPr>
+        <w:t>) ou qualquer objeto iterável. A sintaxe básica é a seguinte:</w:t>
       </w:r>
     </w:p>
     <w:p>
@@ -2180,6 +2307,7 @@
           <w:szCs w:val="96"/>
         </w:rPr>
       </w:pPr>
+      <w:proofErr w:type="spellStart"/>
       <w:r>
         <w:rPr>
           <w:b/>
@@ -2189,6 +2317,7 @@
         </w:rPr>
         <w:t>While</w:t>
       </w:r>
+      <w:proofErr w:type="spellEnd"/>
     </w:p>
     <w:p>
       <w:pPr>
@@ -2208,27 +2337,30 @@
           <w:highlight w:val="yellow"/>
         </w:rPr>
         <w:lastRenderedPageBreak/>
-        <w:t>O loop while é utilizado para repetir um bloco de código enquanto uma condição for verdadeira</w:t>
-      </w:r>
+        <w:t xml:space="preserve">O loop </w:t>
+      </w:r>
+      <w:proofErr w:type="spellStart"/>
       <w:r>
         <w:rPr>
           <w:b/>
           <w:bCs/>
           <w:sz w:val="44"/>
           <w:szCs w:val="44"/>
-        </w:rPr>
-        <w:t>. A sintaxe básica é a seguinte:</w:t>
-      </w:r>
-    </w:p>
-    <w:p>
-      <w:pPr>
+          <w:highlight w:val="yellow"/>
+        </w:rPr>
+        <w:t>while</w:t>
+      </w:r>
+      <w:proofErr w:type="spellEnd"/>
+      <w:r>
         <w:rPr>
           <w:b/>
           <w:bCs/>
           <w:sz w:val="44"/>
           <w:szCs w:val="44"/>
-        </w:rPr>
-      </w:pPr>
+          <w:highlight w:val="yellow"/>
+        </w:rPr>
+        <w:t xml:space="preserve"> é utilizado para repetir um bloco de código enquanto uma condição for verdadeira</w:t>
+      </w:r>
       <w:r>
         <w:rPr>
           <w:b/>
@@ -2236,17 +2368,19 @@
           <w:sz w:val="44"/>
           <w:szCs w:val="44"/>
         </w:rPr>
-        <w:t>while condição:</w:t>
-      </w:r>
-      <w:r>
+        <w:t>. A sintaxe básica é a seguinte:</w:t>
+      </w:r>
+    </w:p>
+    <w:p>
+      <w:pPr>
         <w:rPr>
           <w:b/>
           <w:bCs/>
           <w:sz w:val="44"/>
           <w:szCs w:val="44"/>
         </w:rPr>
-        <w:br/>
-      </w:r>
+      </w:pPr>
+      <w:proofErr w:type="spellStart"/>
       <w:r>
         <w:rPr>
           <w:b/>
@@ -2254,6 +2388,34 @@
           <w:sz w:val="44"/>
           <w:szCs w:val="44"/>
         </w:rPr>
+        <w:t>while</w:t>
+      </w:r>
+      <w:proofErr w:type="spellEnd"/>
+      <w:r>
+        <w:rPr>
+          <w:b/>
+          <w:bCs/>
+          <w:sz w:val="44"/>
+          <w:szCs w:val="44"/>
+        </w:rPr>
+        <w:t xml:space="preserve"> condição:</w:t>
+      </w:r>
+      <w:r>
+        <w:rPr>
+          <w:b/>
+          <w:bCs/>
+          <w:sz w:val="44"/>
+          <w:szCs w:val="44"/>
+        </w:rPr>
+        <w:br/>
+      </w:r>
+      <w:r>
+        <w:rPr>
+          <w:b/>
+          <w:bCs/>
+          <w:sz w:val="44"/>
+          <w:szCs w:val="44"/>
+        </w:rPr>
         <w:br/>
         <w:t xml:space="preserve">    # Bloco de código a repetir</w:t>
       </w:r>
@@ -2331,8 +2493,8 @@
           <w:szCs w:val="44"/>
         </w:rPr>
         <w:br/>
-        <w:t>while contador &lt; 5:</w:t>
-      </w:r>
+      </w:r>
+      <w:proofErr w:type="spellStart"/>
       <w:r>
         <w:rPr>
           <w:b/>
@@ -2340,8 +2502,9 @@
           <w:sz w:val="44"/>
           <w:szCs w:val="44"/>
         </w:rPr>
-        <w:br/>
-      </w:r>
+        <w:t>while</w:t>
+      </w:r>
+      <w:proofErr w:type="spellEnd"/>
       <w:r>
         <w:rPr>
           <w:b/>
@@ -2349,6 +2512,24 @@
           <w:sz w:val="44"/>
           <w:szCs w:val="44"/>
         </w:rPr>
+        <w:t xml:space="preserve"> contador &lt; 5:</w:t>
+      </w:r>
+      <w:r>
+        <w:rPr>
+          <w:b/>
+          <w:bCs/>
+          <w:sz w:val="44"/>
+          <w:szCs w:val="44"/>
+        </w:rPr>
+        <w:br/>
+      </w:r>
+      <w:r>
+        <w:rPr>
+          <w:b/>
+          <w:bCs/>
+          <w:sz w:val="44"/>
+          <w:szCs w:val="44"/>
+        </w:rPr>
         <w:br/>
         <w:t xml:space="preserve">    print(contador)</w:t>
       </w:r>
@@ -2427,7 +2608,26 @@
           <w:szCs w:val="44"/>
         </w:rPr>
         <w:br/>
-        <w:t>while contador &lt; 5:</w:t>
+      </w:r>
+      <w:proofErr w:type="spellStart"/>
+      <w:r>
+        <w:rPr>
+          <w:b/>
+          <w:bCs/>
+          <w:sz w:val="44"/>
+          <w:szCs w:val="44"/>
+        </w:rPr>
+        <w:t>while</w:t>
+      </w:r>
+      <w:proofErr w:type="spellEnd"/>
+      <w:r>
+        <w:rPr>
+          <w:b/>
+          <w:bCs/>
+          <w:sz w:val="44"/>
+          <w:szCs w:val="44"/>
+        </w:rPr>
+        <w:t xml:space="preserve"> contador &lt; 5:</w:t>
       </w:r>
       <w:r>
         <w:rPr>
@@ -2715,22 +2915,70 @@
           <w:sz w:val="28"/>
           <w:szCs w:val="28"/>
         </w:rPr>
-        <w:t>for indice, fruta in enumerate(frutas):</w:t>
-      </w:r>
-    </w:p>
-    <w:p>
-      <w:pPr>
-        <w:rPr>
-          <w:sz w:val="28"/>
-          <w:szCs w:val="28"/>
-        </w:rPr>
-      </w:pPr>
-      <w:r>
-        <w:rPr>
-          <w:sz w:val="28"/>
-          <w:szCs w:val="28"/>
-        </w:rPr>
-        <w:t xml:space="preserve">    print(f"{indice + 1}. {fruta}")</w:t>
+        <w:t xml:space="preserve">for </w:t>
+      </w:r>
+      <w:proofErr w:type="spellStart"/>
+      <w:r>
+        <w:rPr>
+          <w:sz w:val="28"/>
+          <w:szCs w:val="28"/>
+        </w:rPr>
+        <w:t>indice</w:t>
+      </w:r>
+      <w:proofErr w:type="spellEnd"/>
+      <w:r>
+        <w:rPr>
+          <w:sz w:val="28"/>
+          <w:szCs w:val="28"/>
+        </w:rPr>
+        <w:t xml:space="preserve">, fruta in </w:t>
+      </w:r>
+      <w:proofErr w:type="spellStart"/>
+      <w:r>
+        <w:rPr>
+          <w:sz w:val="28"/>
+          <w:szCs w:val="28"/>
+        </w:rPr>
+        <w:t>enumerate</w:t>
+      </w:r>
+      <w:proofErr w:type="spellEnd"/>
+      <w:r>
+        <w:rPr>
+          <w:sz w:val="28"/>
+          <w:szCs w:val="28"/>
+        </w:rPr>
+        <w:t>(frutas):</w:t>
+      </w:r>
+    </w:p>
+    <w:p>
+      <w:pPr>
+        <w:rPr>
+          <w:sz w:val="28"/>
+          <w:szCs w:val="28"/>
+        </w:rPr>
+      </w:pPr>
+      <w:r>
+        <w:rPr>
+          <w:sz w:val="28"/>
+          <w:szCs w:val="28"/>
+        </w:rPr>
+        <w:t xml:space="preserve">    print(f"{</w:t>
+      </w:r>
+      <w:proofErr w:type="spellStart"/>
+      <w:r>
+        <w:rPr>
+          <w:sz w:val="28"/>
+          <w:szCs w:val="28"/>
+        </w:rPr>
+        <w:t>indice</w:t>
+      </w:r>
+      <w:proofErr w:type="spellEnd"/>
+      <w:r>
+        <w:rPr>
+          <w:sz w:val="28"/>
+          <w:szCs w:val="28"/>
+        </w:rPr>
+        <w:t xml:space="preserve"> + 1}. {fruta}")</w:t>
       </w:r>
     </w:p>
     <w:p>
@@ -2796,12 +3044,21 @@
           <w:szCs w:val="28"/>
         </w:rPr>
       </w:pPr>
-      <w:r>
-        <w:rPr>
-          <w:sz w:val="28"/>
-          <w:szCs w:val="28"/>
-        </w:rPr>
-        <w:t>lista.append(item) adiciona um item ao final da lista</w:t>
+      <w:proofErr w:type="spellStart"/>
+      <w:r>
+        <w:rPr>
+          <w:sz w:val="28"/>
+          <w:szCs w:val="28"/>
+        </w:rPr>
+        <w:t>lista.append</w:t>
+      </w:r>
+      <w:proofErr w:type="spellEnd"/>
+      <w:r>
+        <w:rPr>
+          <w:sz w:val="28"/>
+          <w:szCs w:val="28"/>
+        </w:rPr>
+        <w:t>(item) adiciona um item ao final da lista</w:t>
       </w:r>
     </w:p>
     <w:p>
@@ -2834,12 +3091,21 @@
           <w:szCs w:val="28"/>
         </w:rPr>
       </w:pPr>
-      <w:r>
-        <w:rPr>
-          <w:sz w:val="28"/>
-          <w:szCs w:val="28"/>
-        </w:rPr>
-        <w:t>enumerate() é útil quando você quer o índice (posição) junto com o valor</w:t>
+      <w:proofErr w:type="spellStart"/>
+      <w:r>
+        <w:rPr>
+          <w:sz w:val="28"/>
+          <w:szCs w:val="28"/>
+        </w:rPr>
+        <w:t>enumerate</w:t>
+      </w:r>
+      <w:proofErr w:type="spellEnd"/>
+      <w:r>
+        <w:rPr>
+          <w:sz w:val="28"/>
+          <w:szCs w:val="28"/>
+        </w:rPr>
+        <w:t>() é útil quando você quer o índice (posição) junto com o valor</w:t>
       </w:r>
     </w:p>
     <w:p>
@@ -3121,7 +3387,67 @@
           <w:sz w:val="28"/>
           <w:szCs w:val="28"/>
         </w:rPr>
-        <w:t>Neste exemplo, o loop while é executado indefinidamente devido à condição True. No entanto, dentro do loop é utilizada uma estrutura condicional if para verificar se contador é igual a 5. Quando essa condição é satisfeita, a instrução break é executada, fazendo com que o loop seja interrompido e o fluxo de execução continue com a próxima instrução fora do loop.</w:t>
+        <w:t xml:space="preserve">Neste exemplo, o loop </w:t>
+      </w:r>
+      <w:proofErr w:type="spellStart"/>
+      <w:r>
+        <w:rPr>
+          <w:b/>
+          <w:bCs/>
+          <w:sz w:val="28"/>
+          <w:szCs w:val="28"/>
+        </w:rPr>
+        <w:t>while</w:t>
+      </w:r>
+      <w:proofErr w:type="spellEnd"/>
+      <w:r>
+        <w:rPr>
+          <w:b/>
+          <w:bCs/>
+          <w:sz w:val="28"/>
+          <w:szCs w:val="28"/>
+        </w:rPr>
+        <w:t xml:space="preserve"> é executado indefinidamente devido à condição </w:t>
+      </w:r>
+      <w:proofErr w:type="spellStart"/>
+      <w:r>
+        <w:rPr>
+          <w:b/>
+          <w:bCs/>
+          <w:sz w:val="28"/>
+          <w:szCs w:val="28"/>
+        </w:rPr>
+        <w:t>True</w:t>
+      </w:r>
+      <w:proofErr w:type="spellEnd"/>
+      <w:r>
+        <w:rPr>
+          <w:b/>
+          <w:bCs/>
+          <w:sz w:val="28"/>
+          <w:szCs w:val="28"/>
+        </w:rPr>
+        <w:t xml:space="preserve">. No entanto, dentro do loop é utilizada uma estrutura condicional </w:t>
+      </w:r>
+      <w:proofErr w:type="spellStart"/>
+      <w:r>
+        <w:rPr>
+          <w:b/>
+          <w:bCs/>
+          <w:sz w:val="28"/>
+          <w:szCs w:val="28"/>
+        </w:rPr>
+        <w:t>if</w:t>
+      </w:r>
+      <w:proofErr w:type="spellEnd"/>
+      <w:r>
+        <w:rPr>
+          <w:b/>
+          <w:bCs/>
+          <w:sz w:val="28"/>
+          <w:szCs w:val="28"/>
+        </w:rPr>
+        <w:t xml:space="preserve"> para verificar se contador é igual a 5. Quando essa condição é satisfeita, a instrução break é executada, fazendo com que o loop seja interrompido e o fluxo de execução continue com a próxima instrução fora do loop.</w:t>
       </w:r>
     </w:p>
     <w:p>
@@ -3602,8 +3928,20 @@
           <w:sz w:val="96"/>
           <w:szCs w:val="96"/>
         </w:rPr>
-        <w:t>Funções do Pyton</w:t>
-      </w:r>
+        <w:t xml:space="preserve">Funções do </w:t>
+      </w:r>
+      <w:proofErr w:type="spellStart"/>
+      <w:r>
+        <w:rPr>
+          <w:b/>
+          <w:bCs/>
+          <w:color w:val="EE0000"/>
+          <w:sz w:val="96"/>
+          <w:szCs w:val="96"/>
+        </w:rPr>
+        <w:t>Pyton</w:t>
+      </w:r>
+      <w:proofErr w:type="spellEnd"/>
       <w:r>
         <w:rPr>
           <w:b/>
@@ -3693,90 +4031,165 @@
           <w:szCs w:val="28"/>
         </w:rPr>
       </w:pPr>
-      <w:r>
-        <w:rPr>
-          <w:b/>
-          <w:bCs/>
-          <w:sz w:val="28"/>
-          <w:szCs w:val="28"/>
-        </w:rPr>
-        <w:t>int("10")       # Converte para número inteiro</w:t>
-      </w:r>
-    </w:p>
-    <w:p>
-      <w:pPr>
-        <w:rPr>
-          <w:b/>
-          <w:bCs/>
-          <w:sz w:val="28"/>
-          <w:szCs w:val="28"/>
-        </w:rPr>
-      </w:pPr>
-      <w:r>
-        <w:rPr>
-          <w:b/>
-          <w:bCs/>
-          <w:sz w:val="28"/>
-          <w:szCs w:val="28"/>
-        </w:rPr>
-        <w:t>float("3.14")   # Converte para número decimal</w:t>
-      </w:r>
-    </w:p>
-    <w:p>
-      <w:pPr>
-        <w:rPr>
-          <w:b/>
-          <w:bCs/>
-          <w:sz w:val="28"/>
-          <w:szCs w:val="28"/>
-        </w:rPr>
-      </w:pPr>
-      <w:r>
-        <w:rPr>
-          <w:b/>
-          <w:bCs/>
-          <w:sz w:val="28"/>
-          <w:szCs w:val="28"/>
-        </w:rPr>
-        <w:t>str(100)        # Converte para texto</w:t>
-      </w:r>
-    </w:p>
-    <w:p>
-      <w:pPr>
-        <w:rPr>
-          <w:b/>
-          <w:bCs/>
-          <w:sz w:val="28"/>
-          <w:szCs w:val="28"/>
-        </w:rPr>
-      </w:pPr>
-      <w:r>
-        <w:rPr>
-          <w:b/>
-          <w:bCs/>
-          <w:sz w:val="28"/>
-          <w:szCs w:val="28"/>
-        </w:rPr>
-        <w:t>bool(1)         # Converte para True/False</w:t>
-      </w:r>
-    </w:p>
-    <w:p>
-      <w:pPr>
-        <w:rPr>
-          <w:b/>
-          <w:bCs/>
-          <w:sz w:val="28"/>
-          <w:szCs w:val="28"/>
-        </w:rPr>
-      </w:pPr>
-      <w:r>
-        <w:rPr>
-          <w:b/>
-          <w:bCs/>
-          <w:sz w:val="28"/>
-          <w:szCs w:val="28"/>
-        </w:rPr>
-        <w:t>type(x)         # Mostra o tipo do dado</w:t>
+      <w:proofErr w:type="spellStart"/>
+      <w:r>
+        <w:rPr>
+          <w:b/>
+          <w:bCs/>
+          <w:sz w:val="28"/>
+          <w:szCs w:val="28"/>
+        </w:rPr>
+        <w:t>int</w:t>
+      </w:r>
+      <w:proofErr w:type="spellEnd"/>
+      <w:r>
+        <w:rPr>
+          <w:b/>
+          <w:bCs/>
+          <w:sz w:val="28"/>
+          <w:szCs w:val="28"/>
+        </w:rPr>
+        <w:t>("10")       # Converte para número inteiro</w:t>
+      </w:r>
+    </w:p>
+    <w:p>
+      <w:pPr>
+        <w:rPr>
+          <w:b/>
+          <w:bCs/>
+          <w:sz w:val="28"/>
+          <w:szCs w:val="28"/>
+        </w:rPr>
+      </w:pPr>
+      <w:proofErr w:type="spellStart"/>
+      <w:r>
+        <w:rPr>
+          <w:b/>
+          <w:bCs/>
+          <w:sz w:val="28"/>
+          <w:szCs w:val="28"/>
+        </w:rPr>
+        <w:t>float</w:t>
+      </w:r>
+      <w:proofErr w:type="spellEnd"/>
+      <w:r>
+        <w:rPr>
+          <w:b/>
+          <w:bCs/>
+          <w:sz w:val="28"/>
+          <w:szCs w:val="28"/>
+        </w:rPr>
+        <w:t>("3.14")   # Converte para número decimal</w:t>
+      </w:r>
+    </w:p>
+    <w:p>
+      <w:pPr>
+        <w:rPr>
+          <w:b/>
+          <w:bCs/>
+          <w:sz w:val="28"/>
+          <w:szCs w:val="28"/>
+        </w:rPr>
+      </w:pPr>
+      <w:proofErr w:type="spellStart"/>
+      <w:r>
+        <w:rPr>
+          <w:b/>
+          <w:bCs/>
+          <w:sz w:val="28"/>
+          <w:szCs w:val="28"/>
+        </w:rPr>
+        <w:t>str</w:t>
+      </w:r>
+      <w:proofErr w:type="spellEnd"/>
+      <w:r>
+        <w:rPr>
+          <w:b/>
+          <w:bCs/>
+          <w:sz w:val="28"/>
+          <w:szCs w:val="28"/>
+        </w:rPr>
+        <w:t>(100)        # Converte para texto</w:t>
+      </w:r>
+    </w:p>
+    <w:p>
+      <w:pPr>
+        <w:rPr>
+          <w:b/>
+          <w:bCs/>
+          <w:sz w:val="28"/>
+          <w:szCs w:val="28"/>
+        </w:rPr>
+      </w:pPr>
+      <w:proofErr w:type="spellStart"/>
+      <w:r>
+        <w:rPr>
+          <w:b/>
+          <w:bCs/>
+          <w:sz w:val="28"/>
+          <w:szCs w:val="28"/>
+        </w:rPr>
+        <w:t>bool</w:t>
+      </w:r>
+      <w:proofErr w:type="spellEnd"/>
+      <w:r>
+        <w:rPr>
+          <w:b/>
+          <w:bCs/>
+          <w:sz w:val="28"/>
+          <w:szCs w:val="28"/>
+        </w:rPr>
+        <w:t xml:space="preserve">(1)         # Converte para </w:t>
+      </w:r>
+      <w:proofErr w:type="spellStart"/>
+      <w:r>
+        <w:rPr>
+          <w:b/>
+          <w:bCs/>
+          <w:sz w:val="28"/>
+          <w:szCs w:val="28"/>
+        </w:rPr>
+        <w:t>True</w:t>
+      </w:r>
+      <w:proofErr w:type="spellEnd"/>
+      <w:r>
+        <w:rPr>
+          <w:b/>
+          <w:bCs/>
+          <w:sz w:val="28"/>
+          <w:szCs w:val="28"/>
+        </w:rPr>
+        <w:t>/False</w:t>
+      </w:r>
+    </w:p>
+    <w:p>
+      <w:pPr>
+        <w:rPr>
+          <w:b/>
+          <w:bCs/>
+          <w:sz w:val="28"/>
+          <w:szCs w:val="28"/>
+        </w:rPr>
+      </w:pPr>
+      <w:proofErr w:type="spellStart"/>
+      <w:r>
+        <w:rPr>
+          <w:b/>
+          <w:bCs/>
+          <w:sz w:val="28"/>
+          <w:szCs w:val="28"/>
+        </w:rPr>
+        <w:t>type</w:t>
+      </w:r>
+      <w:proofErr w:type="spellEnd"/>
+      <w:r>
+        <w:rPr>
+          <w:b/>
+          <w:bCs/>
+          <w:sz w:val="28"/>
+          <w:szCs w:val="28"/>
+        </w:rPr>
+        <w:t>(x)         # Mostra o tipo do dado</w:t>
       </w:r>
     </w:p>
     <w:p>
@@ -3838,14 +4251,25 @@
           <w:szCs w:val="28"/>
         </w:rPr>
       </w:pPr>
-      <w:r>
-        <w:rPr>
-          <w:b/>
-          <w:bCs/>
-          <w:sz w:val="28"/>
-          <w:szCs w:val="28"/>
-        </w:rPr>
-        <w:t>max([4, 8, 2])     # Maior valor: 8</w:t>
+      <w:proofErr w:type="spellStart"/>
+      <w:r>
+        <w:rPr>
+          <w:b/>
+          <w:bCs/>
+          <w:sz w:val="28"/>
+          <w:szCs w:val="28"/>
+        </w:rPr>
+        <w:t>max</w:t>
+      </w:r>
+      <w:proofErr w:type="spellEnd"/>
+      <w:r>
+        <w:rPr>
+          <w:b/>
+          <w:bCs/>
+          <w:sz w:val="28"/>
+          <w:szCs w:val="28"/>
+        </w:rPr>
+        <w:t>([4, 8, 2])     # Maior valor: 8</w:t>
       </w:r>
     </w:p>
     <w:p>
@@ -3876,14 +4300,25 @@
           <w:szCs w:val="28"/>
         </w:rPr>
       </w:pPr>
-      <w:r>
-        <w:rPr>
-          <w:b/>
-          <w:bCs/>
-          <w:sz w:val="28"/>
-          <w:szCs w:val="28"/>
-        </w:rPr>
-        <w:t>abs(-5)            # Valor absoluto: 5</w:t>
+      <w:proofErr w:type="spellStart"/>
+      <w:r>
+        <w:rPr>
+          <w:b/>
+          <w:bCs/>
+          <w:sz w:val="28"/>
+          <w:szCs w:val="28"/>
+        </w:rPr>
+        <w:t>abs</w:t>
+      </w:r>
+      <w:proofErr w:type="spellEnd"/>
+      <w:r>
+        <w:rPr>
+          <w:b/>
+          <w:bCs/>
+          <w:sz w:val="28"/>
+          <w:szCs w:val="28"/>
+        </w:rPr>
+        <w:t>(-5)            # Valor absoluto: 5</w:t>
       </w:r>
     </w:p>
     <w:p>
@@ -3945,33 +4380,55 @@
           <w:szCs w:val="28"/>
         </w:rPr>
       </w:pPr>
-      <w:r>
-        <w:rPr>
-          <w:b/>
-          <w:bCs/>
-          <w:sz w:val="28"/>
-          <w:szCs w:val="28"/>
-        </w:rPr>
-        <w:t>len(lista)              # Tamanho da lista</w:t>
-      </w:r>
-    </w:p>
-    <w:p>
-      <w:pPr>
-        <w:rPr>
-          <w:b/>
-          <w:bCs/>
-          <w:sz w:val="28"/>
-          <w:szCs w:val="28"/>
-        </w:rPr>
-      </w:pPr>
-      <w:r>
-        <w:rPr>
-          <w:b/>
-          <w:bCs/>
-          <w:sz w:val="28"/>
-          <w:szCs w:val="28"/>
-        </w:rPr>
-        <w:t>sorted(lista)           # Ordena a lista</w:t>
+      <w:proofErr w:type="spellStart"/>
+      <w:r>
+        <w:rPr>
+          <w:b/>
+          <w:bCs/>
+          <w:sz w:val="28"/>
+          <w:szCs w:val="28"/>
+        </w:rPr>
+        <w:t>len</w:t>
+      </w:r>
+      <w:proofErr w:type="spellEnd"/>
+      <w:r>
+        <w:rPr>
+          <w:b/>
+          <w:bCs/>
+          <w:sz w:val="28"/>
+          <w:szCs w:val="28"/>
+        </w:rPr>
+        <w:t>(lista)              # Tamanho da lista</w:t>
+      </w:r>
+    </w:p>
+    <w:p>
+      <w:pPr>
+        <w:rPr>
+          <w:b/>
+          <w:bCs/>
+          <w:sz w:val="28"/>
+          <w:szCs w:val="28"/>
+        </w:rPr>
+      </w:pPr>
+      <w:proofErr w:type="spellStart"/>
+      <w:r>
+        <w:rPr>
+          <w:b/>
+          <w:bCs/>
+          <w:sz w:val="28"/>
+          <w:szCs w:val="28"/>
+        </w:rPr>
+        <w:t>sorted</w:t>
+      </w:r>
+      <w:proofErr w:type="spellEnd"/>
+      <w:r>
+        <w:rPr>
+          <w:b/>
+          <w:bCs/>
+          <w:sz w:val="28"/>
+          <w:szCs w:val="28"/>
+        </w:rPr>
+        <w:t>(lista)           # Ordena a lista</w:t>
       </w:r>
     </w:p>
     <w:p>
@@ -4002,103 +4459,218 @@
           <w:szCs w:val="28"/>
         </w:rPr>
       </w:pPr>
-      <w:r>
-        <w:rPr>
-          <w:b/>
-          <w:bCs/>
-          <w:sz w:val="28"/>
-          <w:szCs w:val="28"/>
-        </w:rPr>
-        <w:t>enumerate(lista)        # Retorna índice + valor</w:t>
-      </w:r>
-    </w:p>
-    <w:p>
-      <w:pPr>
-        <w:rPr>
-          <w:b/>
-          <w:bCs/>
-          <w:sz w:val="28"/>
-          <w:szCs w:val="28"/>
-        </w:rPr>
-      </w:pPr>
-      <w:r>
-        <w:rPr>
-          <w:b/>
-          <w:bCs/>
-          <w:sz w:val="28"/>
-          <w:szCs w:val="28"/>
-        </w:rPr>
-        <w:t>list(range(5))          # Converte em lista: [0,1,2,3,4]</w:t>
-      </w:r>
-    </w:p>
-    <w:p>
-      <w:pPr>
-        <w:rPr>
-          <w:b/>
-          <w:bCs/>
-          <w:sz w:val="28"/>
-          <w:szCs w:val="28"/>
-        </w:rPr>
-      </w:pPr>
-    </w:p>
-    <w:p>
-      <w:pPr>
-        <w:rPr>
-          <w:b/>
-          <w:bCs/>
-          <w:color w:val="EE0000"/>
-          <w:sz w:val="28"/>
-          <w:szCs w:val="28"/>
-        </w:rPr>
-      </w:pPr>
-      <w:r>
-        <w:rPr>
-          <w:b/>
-          <w:bCs/>
-          <w:color w:val="EE0000"/>
-          <w:sz w:val="28"/>
-          <w:szCs w:val="28"/>
-        </w:rPr>
-        <w:t>Texto (strings)</w:t>
-      </w:r>
-    </w:p>
-    <w:p>
-      <w:pPr>
-        <w:rPr>
-          <w:b/>
-          <w:bCs/>
-          <w:sz w:val="28"/>
-          <w:szCs w:val="28"/>
-        </w:rPr>
-      </w:pPr>
-      <w:r>
-        <w:rPr>
-          <w:b/>
-          <w:bCs/>
-          <w:sz w:val="28"/>
-          <w:szCs w:val="28"/>
-        </w:rPr>
-        <w:t>"python".upper()      # Maiúsculas: PYTHON</w:t>
-      </w:r>
-    </w:p>
-    <w:p>
-      <w:pPr>
-        <w:rPr>
-          <w:b/>
-          <w:bCs/>
-          <w:sz w:val="28"/>
-          <w:szCs w:val="28"/>
-        </w:rPr>
-      </w:pPr>
-      <w:r>
-        <w:rPr>
-          <w:b/>
-          <w:bCs/>
-          <w:sz w:val="28"/>
-          <w:szCs w:val="28"/>
-        </w:rPr>
-        <w:t>"PYTHON".lower()      # Minúsculas: python</w:t>
-      </w:r>
+      <w:proofErr w:type="spellStart"/>
+      <w:r>
+        <w:rPr>
+          <w:b/>
+          <w:bCs/>
+          <w:sz w:val="28"/>
+          <w:szCs w:val="28"/>
+        </w:rPr>
+        <w:t>enumerate</w:t>
+      </w:r>
+      <w:proofErr w:type="spellEnd"/>
+      <w:r>
+        <w:rPr>
+          <w:b/>
+          <w:bCs/>
+          <w:sz w:val="28"/>
+          <w:szCs w:val="28"/>
+        </w:rPr>
+        <w:t>(lista)        # Retorna índice + valor</w:t>
+      </w:r>
+    </w:p>
+    <w:p>
+      <w:pPr>
+        <w:rPr>
+          <w:b/>
+          <w:bCs/>
+          <w:sz w:val="28"/>
+          <w:szCs w:val="28"/>
+        </w:rPr>
+      </w:pPr>
+      <w:proofErr w:type="spellStart"/>
+      <w:r>
+        <w:rPr>
+          <w:b/>
+          <w:bCs/>
+          <w:sz w:val="28"/>
+          <w:szCs w:val="28"/>
+        </w:rPr>
+        <w:t>list</w:t>
+      </w:r>
+      <w:proofErr w:type="spellEnd"/>
+      <w:r>
+        <w:rPr>
+          <w:b/>
+          <w:bCs/>
+          <w:sz w:val="28"/>
+          <w:szCs w:val="28"/>
+        </w:rPr>
+        <w:t>(range(5))          # Converte em lista: [0,1,2,3,4]</w:t>
+      </w:r>
+    </w:p>
+    <w:p>
+      <w:pPr>
+        <w:rPr>
+          <w:b/>
+          <w:bCs/>
+          <w:sz w:val="28"/>
+          <w:szCs w:val="28"/>
+        </w:rPr>
+      </w:pPr>
+    </w:p>
+    <w:p>
+      <w:pPr>
+        <w:rPr>
+          <w:b/>
+          <w:bCs/>
+          <w:color w:val="EE0000"/>
+          <w:sz w:val="28"/>
+          <w:szCs w:val="28"/>
+        </w:rPr>
+      </w:pPr>
+      <w:r>
+        <w:rPr>
+          <w:b/>
+          <w:bCs/>
+          <w:color w:val="EE0000"/>
+          <w:sz w:val="28"/>
+          <w:szCs w:val="28"/>
+        </w:rPr>
+        <w:t>Texto (</w:t>
+      </w:r>
+      <w:proofErr w:type="spellStart"/>
+      <w:r>
+        <w:rPr>
+          <w:b/>
+          <w:bCs/>
+          <w:color w:val="EE0000"/>
+          <w:sz w:val="28"/>
+          <w:szCs w:val="28"/>
+        </w:rPr>
+        <w:t>strings</w:t>
+      </w:r>
+      <w:proofErr w:type="spellEnd"/>
+      <w:r>
+        <w:rPr>
+          <w:b/>
+          <w:bCs/>
+          <w:color w:val="EE0000"/>
+          <w:sz w:val="28"/>
+          <w:szCs w:val="28"/>
+        </w:rPr>
+        <w:t>)</w:t>
+      </w:r>
+    </w:p>
+    <w:p>
+      <w:pPr>
+        <w:rPr>
+          <w:b/>
+          <w:bCs/>
+          <w:sz w:val="28"/>
+          <w:szCs w:val="28"/>
+        </w:rPr>
+      </w:pPr>
+      <w:r>
+        <w:rPr>
+          <w:b/>
+          <w:bCs/>
+          <w:sz w:val="28"/>
+          <w:szCs w:val="28"/>
+        </w:rPr>
+        <w:t>"</w:t>
+      </w:r>
+      <w:proofErr w:type="spellStart"/>
+      <w:r>
+        <w:rPr>
+          <w:b/>
+          <w:bCs/>
+          <w:sz w:val="28"/>
+          <w:szCs w:val="28"/>
+        </w:rPr>
+        <w:t>python</w:t>
+      </w:r>
+      <w:proofErr w:type="spellEnd"/>
+      <w:r>
+        <w:rPr>
+          <w:b/>
+          <w:bCs/>
+          <w:sz w:val="28"/>
+          <w:szCs w:val="28"/>
+        </w:rPr>
+        <w:t>".</w:t>
+      </w:r>
+      <w:proofErr w:type="spellStart"/>
+      <w:r>
+        <w:rPr>
+          <w:b/>
+          <w:bCs/>
+          <w:sz w:val="28"/>
+          <w:szCs w:val="28"/>
+        </w:rPr>
+        <w:t>upper</w:t>
+      </w:r>
+      <w:proofErr w:type="spellEnd"/>
+      <w:r>
+        <w:rPr>
+          <w:b/>
+          <w:bCs/>
+          <w:sz w:val="28"/>
+          <w:szCs w:val="28"/>
+        </w:rPr>
+        <w:t>()      # Maiúsculas: PYTHON</w:t>
+      </w:r>
+    </w:p>
+    <w:p>
+      <w:pPr>
+        <w:rPr>
+          <w:b/>
+          <w:bCs/>
+          <w:sz w:val="28"/>
+          <w:szCs w:val="28"/>
+        </w:rPr>
+      </w:pPr>
+      <w:r>
+        <w:rPr>
+          <w:b/>
+          <w:bCs/>
+          <w:sz w:val="28"/>
+          <w:szCs w:val="28"/>
+        </w:rPr>
+        <w:t>"PYTHON".</w:t>
+      </w:r>
+      <w:proofErr w:type="spellStart"/>
+      <w:r>
+        <w:rPr>
+          <w:b/>
+          <w:bCs/>
+          <w:sz w:val="28"/>
+          <w:szCs w:val="28"/>
+        </w:rPr>
+        <w:t>lower</w:t>
+      </w:r>
+      <w:proofErr w:type="spellEnd"/>
+      <w:r>
+        <w:rPr>
+          <w:b/>
+          <w:bCs/>
+          <w:sz w:val="28"/>
+          <w:szCs w:val="28"/>
+        </w:rPr>
+        <w:t xml:space="preserve">()      # Minúsculas: </w:t>
+      </w:r>
+      <w:proofErr w:type="spellStart"/>
+      <w:r>
+        <w:rPr>
+          <w:b/>
+          <w:bCs/>
+          <w:sz w:val="28"/>
+          <w:szCs w:val="28"/>
+        </w:rPr>
+        <w:t>python</w:t>
+      </w:r>
+      <w:proofErr w:type="spellEnd"/>
     </w:p>
     <w:p>
       <w:pPr>
@@ -4136,26 +4708,126 @@
           <w:szCs w:val="28"/>
         </w:rPr>
         <w:lastRenderedPageBreak/>
-        <w:t>"a,b,c".split(",")    # Divide em lista: ['a','b','c']</w:t>
-      </w:r>
-    </w:p>
-    <w:p>
-      <w:pPr>
-        <w:rPr>
-          <w:b/>
-          <w:bCs/>
-          <w:sz w:val="28"/>
-          <w:szCs w:val="28"/>
-        </w:rPr>
-      </w:pPr>
-      <w:r>
-        <w:rPr>
-          <w:b/>
-          <w:bCs/>
-          <w:sz w:val="28"/>
-          <w:szCs w:val="28"/>
-        </w:rPr>
-        <w:t>"-".join(["a","b"])   # Junta lista em texto: "a-b"</w:t>
+        <w:t>"</w:t>
+      </w:r>
+      <w:proofErr w:type="spellStart"/>
+      <w:r>
+        <w:rPr>
+          <w:b/>
+          <w:bCs/>
+          <w:sz w:val="28"/>
+          <w:szCs w:val="28"/>
+        </w:rPr>
+        <w:t>a,b,c".split</w:t>
+      </w:r>
+      <w:proofErr w:type="spellEnd"/>
+      <w:r>
+        <w:rPr>
+          <w:b/>
+          <w:bCs/>
+          <w:sz w:val="28"/>
+          <w:szCs w:val="28"/>
+        </w:rPr>
+        <w:t>(",")    # Divide em lista: ['</w:t>
+      </w:r>
+      <w:proofErr w:type="spellStart"/>
+      <w:r>
+        <w:rPr>
+          <w:b/>
+          <w:bCs/>
+          <w:sz w:val="28"/>
+          <w:szCs w:val="28"/>
+        </w:rPr>
+        <w:t>a','b','c</w:t>
+      </w:r>
+      <w:proofErr w:type="spellEnd"/>
+      <w:r>
+        <w:rPr>
+          <w:b/>
+          <w:bCs/>
+          <w:sz w:val="28"/>
+          <w:szCs w:val="28"/>
+        </w:rPr>
+        <w:t>']</w:t>
+      </w:r>
+    </w:p>
+    <w:p>
+      <w:pPr>
+        <w:rPr>
+          <w:b/>
+          <w:bCs/>
+          <w:sz w:val="28"/>
+          <w:szCs w:val="28"/>
+        </w:rPr>
+      </w:pPr>
+      <w:r>
+        <w:rPr>
+          <w:b/>
+          <w:bCs/>
+          <w:sz w:val="28"/>
+          <w:szCs w:val="28"/>
+        </w:rPr>
+        <w:t>"-".</w:t>
+      </w:r>
+      <w:proofErr w:type="spellStart"/>
+      <w:r>
+        <w:rPr>
+          <w:b/>
+          <w:bCs/>
+          <w:sz w:val="28"/>
+          <w:szCs w:val="28"/>
+        </w:rPr>
+        <w:t>join</w:t>
+      </w:r>
+      <w:proofErr w:type="spellEnd"/>
+      <w:r>
+        <w:rPr>
+          <w:b/>
+          <w:bCs/>
+          <w:sz w:val="28"/>
+          <w:szCs w:val="28"/>
+        </w:rPr>
+        <w:t>(["</w:t>
+      </w:r>
+      <w:proofErr w:type="spellStart"/>
+      <w:r>
+        <w:rPr>
+          <w:b/>
+          <w:bCs/>
+          <w:sz w:val="28"/>
+          <w:szCs w:val="28"/>
+        </w:rPr>
+        <w:t>a","b</w:t>
+      </w:r>
+      <w:proofErr w:type="spellEnd"/>
+      <w:r>
+        <w:rPr>
+          <w:b/>
+          <w:bCs/>
+          <w:sz w:val="28"/>
+          <w:szCs w:val="28"/>
+        </w:rPr>
+        <w:t>"])   # Junta lista em texto: "</w:t>
+      </w:r>
+      <w:proofErr w:type="spellStart"/>
+      <w:r>
+        <w:rPr>
+          <w:b/>
+          <w:bCs/>
+          <w:sz w:val="28"/>
+          <w:szCs w:val="28"/>
+        </w:rPr>
+        <w:t>a-b</w:t>
+      </w:r>
+      <w:proofErr w:type="spellEnd"/>
+      <w:r>
+        <w:rPr>
+          <w:b/>
+          <w:bCs/>
+          <w:sz w:val="28"/>
+          <w:szCs w:val="28"/>
+        </w:rPr>
+        <w:t>"</w:t>
       </w:r>
     </w:p>
     <w:p>
@@ -4208,33 +4880,64 @@
           <w:szCs w:val="28"/>
         </w:rPr>
       </w:pPr>
-      <w:r>
-        <w:rPr>
-          <w:b/>
-          <w:bCs/>
-          <w:sz w:val="28"/>
-          <w:szCs w:val="28"/>
-        </w:rPr>
-        <w:t>def somar(a, b):</w:t>
-      </w:r>
-    </w:p>
-    <w:p>
-      <w:pPr>
-        <w:rPr>
-          <w:b/>
-          <w:bCs/>
-          <w:sz w:val="28"/>
-          <w:szCs w:val="28"/>
-        </w:rPr>
-      </w:pPr>
-      <w:r>
-        <w:rPr>
-          <w:b/>
-          <w:bCs/>
-          <w:sz w:val="28"/>
-          <w:szCs w:val="28"/>
-        </w:rPr>
-        <w:t xml:space="preserve">    return a + b</w:t>
+      <w:proofErr w:type="spellStart"/>
+      <w:r>
+        <w:rPr>
+          <w:b/>
+          <w:bCs/>
+          <w:sz w:val="28"/>
+          <w:szCs w:val="28"/>
+        </w:rPr>
+        <w:t>def</w:t>
+      </w:r>
+      <w:proofErr w:type="spellEnd"/>
+      <w:r>
+        <w:rPr>
+          <w:b/>
+          <w:bCs/>
+          <w:sz w:val="28"/>
+          <w:szCs w:val="28"/>
+        </w:rPr>
+        <w:t xml:space="preserve"> somar(a, b):</w:t>
+      </w:r>
+    </w:p>
+    <w:p>
+      <w:pPr>
+        <w:rPr>
+          <w:b/>
+          <w:bCs/>
+          <w:sz w:val="28"/>
+          <w:szCs w:val="28"/>
+        </w:rPr>
+      </w:pPr>
+      <w:r>
+        <w:rPr>
+          <w:b/>
+          <w:bCs/>
+          <w:sz w:val="28"/>
+          <w:szCs w:val="28"/>
+        </w:rPr>
+        <w:t xml:space="preserve">    </w:t>
+      </w:r>
+      <w:proofErr w:type="spellStart"/>
+      <w:r>
+        <w:rPr>
+          <w:b/>
+          <w:bCs/>
+          <w:sz w:val="28"/>
+          <w:szCs w:val="28"/>
+        </w:rPr>
+        <w:t>return</w:t>
+      </w:r>
+      <w:proofErr w:type="spellEnd"/>
+      <w:r>
+        <w:rPr>
+          <w:b/>
+          <w:bCs/>
+          <w:sz w:val="28"/>
+          <w:szCs w:val="28"/>
+        </w:rPr>
+        <w:t xml:space="preserve"> a + b</w:t>
       </w:r>
     </w:p>
     <w:p>
@@ -4314,62 +5017,153 @@
           <w:szCs w:val="28"/>
         </w:rPr>
       </w:pPr>
-      <w:r>
-        <w:rPr>
-          <w:b/>
-          <w:bCs/>
-          <w:sz w:val="28"/>
-          <w:szCs w:val="28"/>
-        </w:rPr>
-        <w:t>def saudacao(nome):</w:t>
-      </w:r>
-    </w:p>
-    <w:p>
-      <w:pPr>
-        <w:rPr>
-          <w:b/>
-          <w:bCs/>
-          <w:sz w:val="28"/>
-          <w:szCs w:val="28"/>
-        </w:rPr>
-      </w:pPr>
-      <w:r>
-        <w:rPr>
-          <w:b/>
-          <w:bCs/>
-          <w:sz w:val="28"/>
-          <w:szCs w:val="28"/>
-        </w:rPr>
-        <w:t xml:space="preserve">    return f"Olá, {nome}!"</w:t>
-      </w:r>
-    </w:p>
-    <w:p>
-      <w:pPr>
-        <w:rPr>
-          <w:b/>
-          <w:bCs/>
-          <w:sz w:val="28"/>
-          <w:szCs w:val="28"/>
-        </w:rPr>
-      </w:pPr>
-    </w:p>
-    <w:p>
-      <w:pPr>
-        <w:rPr>
-          <w:b/>
-          <w:bCs/>
-          <w:sz w:val="28"/>
-          <w:szCs w:val="28"/>
-        </w:rPr>
-      </w:pPr>
-      <w:r>
-        <w:rPr>
-          <w:b/>
-          <w:bCs/>
-          <w:sz w:val="28"/>
-          <w:szCs w:val="28"/>
-        </w:rPr>
-        <w:t>print(saudacao("Alexsandra"))  # Olá, Alexsandra!</w:t>
+      <w:proofErr w:type="spellStart"/>
+      <w:r>
+        <w:rPr>
+          <w:b/>
+          <w:bCs/>
+          <w:sz w:val="28"/>
+          <w:szCs w:val="28"/>
+        </w:rPr>
+        <w:t>def</w:t>
+      </w:r>
+      <w:proofErr w:type="spellEnd"/>
+      <w:r>
+        <w:rPr>
+          <w:b/>
+          <w:bCs/>
+          <w:sz w:val="28"/>
+          <w:szCs w:val="28"/>
+        </w:rPr>
+        <w:t xml:space="preserve"> </w:t>
+      </w:r>
+      <w:proofErr w:type="spellStart"/>
+      <w:r>
+        <w:rPr>
+          <w:b/>
+          <w:bCs/>
+          <w:sz w:val="28"/>
+          <w:szCs w:val="28"/>
+        </w:rPr>
+        <w:t>saudacao</w:t>
+      </w:r>
+      <w:proofErr w:type="spellEnd"/>
+      <w:r>
+        <w:rPr>
+          <w:b/>
+          <w:bCs/>
+          <w:sz w:val="28"/>
+          <w:szCs w:val="28"/>
+        </w:rPr>
+        <w:t>(nome):</w:t>
+      </w:r>
+    </w:p>
+    <w:p>
+      <w:pPr>
+        <w:rPr>
+          <w:b/>
+          <w:bCs/>
+          <w:sz w:val="28"/>
+          <w:szCs w:val="28"/>
+        </w:rPr>
+      </w:pPr>
+      <w:r>
+        <w:rPr>
+          <w:b/>
+          <w:bCs/>
+          <w:sz w:val="28"/>
+          <w:szCs w:val="28"/>
+        </w:rPr>
+        <w:t xml:space="preserve">    </w:t>
+      </w:r>
+      <w:proofErr w:type="spellStart"/>
+      <w:r>
+        <w:rPr>
+          <w:b/>
+          <w:bCs/>
+          <w:sz w:val="28"/>
+          <w:szCs w:val="28"/>
+        </w:rPr>
+        <w:t>return</w:t>
+      </w:r>
+      <w:proofErr w:type="spellEnd"/>
+      <w:r>
+        <w:rPr>
+          <w:b/>
+          <w:bCs/>
+          <w:sz w:val="28"/>
+          <w:szCs w:val="28"/>
+        </w:rPr>
+        <w:t xml:space="preserve"> </w:t>
+      </w:r>
+      <w:proofErr w:type="spellStart"/>
+      <w:r>
+        <w:rPr>
+          <w:b/>
+          <w:bCs/>
+          <w:sz w:val="28"/>
+          <w:szCs w:val="28"/>
+        </w:rPr>
+        <w:t>f"Olá</w:t>
+      </w:r>
+      <w:proofErr w:type="spellEnd"/>
+      <w:r>
+        <w:rPr>
+          <w:b/>
+          <w:bCs/>
+          <w:sz w:val="28"/>
+          <w:szCs w:val="28"/>
+        </w:rPr>
+        <w:t>, {nome}!"</w:t>
+      </w:r>
+    </w:p>
+    <w:p>
+      <w:pPr>
+        <w:rPr>
+          <w:b/>
+          <w:bCs/>
+          <w:sz w:val="28"/>
+          <w:szCs w:val="28"/>
+        </w:rPr>
+      </w:pPr>
+    </w:p>
+    <w:p>
+      <w:pPr>
+        <w:rPr>
+          <w:b/>
+          <w:bCs/>
+          <w:sz w:val="28"/>
+          <w:szCs w:val="28"/>
+        </w:rPr>
+      </w:pPr>
+      <w:r>
+        <w:rPr>
+          <w:b/>
+          <w:bCs/>
+          <w:sz w:val="28"/>
+          <w:szCs w:val="28"/>
+        </w:rPr>
+        <w:t>print(</w:t>
+      </w:r>
+      <w:proofErr w:type="spellStart"/>
+      <w:r>
+        <w:rPr>
+          <w:b/>
+          <w:bCs/>
+          <w:sz w:val="28"/>
+          <w:szCs w:val="28"/>
+        </w:rPr>
+        <w:t>saudacao</w:t>
+      </w:r>
+      <w:proofErr w:type="spellEnd"/>
+      <w:r>
+        <w:rPr>
+          <w:b/>
+          <w:bCs/>
+          <w:sz w:val="28"/>
+          <w:szCs w:val="28"/>
+        </w:rPr>
+        <w:t>("Alexsandra"))  # Olá, Alexsandra!</w:t>
       </w:r>
     </w:p>
     <w:p>
@@ -4452,111 +5246,178 @@
           <w:szCs w:val="28"/>
         </w:rPr>
       </w:pPr>
-      <w:r>
-        <w:rPr>
-          <w:b/>
-          <w:bCs/>
-          <w:sz w:val="28"/>
-          <w:szCs w:val="28"/>
-        </w:rPr>
-        <w:t>import pandas as pd</w:t>
-      </w:r>
-    </w:p>
-    <w:p>
-      <w:pPr>
-        <w:rPr>
-          <w:b/>
-          <w:bCs/>
-          <w:sz w:val="28"/>
-          <w:szCs w:val="28"/>
-        </w:rPr>
-      </w:pPr>
-    </w:p>
-    <w:p>
-      <w:pPr>
-        <w:rPr>
-          <w:b/>
-          <w:bCs/>
-          <w:sz w:val="28"/>
-          <w:szCs w:val="28"/>
-        </w:rPr>
-      </w:pPr>
-      <w:r>
-        <w:rPr>
-          <w:b/>
-          <w:bCs/>
-          <w:sz w:val="28"/>
-          <w:szCs w:val="28"/>
-        </w:rPr>
-        <w:t>df.head()          # Mostra as primeiras linhas</w:t>
-      </w:r>
-    </w:p>
-    <w:p>
-      <w:pPr>
-        <w:rPr>
-          <w:b/>
-          <w:bCs/>
-          <w:sz w:val="28"/>
-          <w:szCs w:val="28"/>
-        </w:rPr>
-      </w:pPr>
-      <w:r>
-        <w:rPr>
-          <w:b/>
-          <w:bCs/>
-          <w:sz w:val="28"/>
-          <w:szCs w:val="28"/>
-        </w:rPr>
-        <w:t>df.describe()       # Estatísticas resumidas</w:t>
-      </w:r>
-    </w:p>
-    <w:p>
-      <w:pPr>
-        <w:rPr>
-          <w:b/>
-          <w:bCs/>
-          <w:sz w:val="28"/>
-          <w:szCs w:val="28"/>
-        </w:rPr>
-      </w:pPr>
-      <w:r>
-        <w:rPr>
-          <w:b/>
-          <w:bCs/>
-          <w:sz w:val="28"/>
-          <w:szCs w:val="28"/>
-        </w:rPr>
-        <w:t>df.groupby()        # Agrupa dados (tipo tabela dinâmica)</w:t>
-      </w:r>
-    </w:p>
-    <w:p>
-      <w:pPr>
-        <w:rPr>
-          <w:b/>
-          <w:bCs/>
-          <w:sz w:val="28"/>
-          <w:szCs w:val="28"/>
-        </w:rPr>
-      </w:pPr>
-      <w:r>
-        <w:rPr>
-          <w:b/>
-          <w:bCs/>
-          <w:sz w:val="28"/>
-          <w:szCs w:val="28"/>
-        </w:rPr>
-        <w:t>df.sort_values()    # Ordena os dados</w:t>
-      </w:r>
-    </w:p>
-    <w:p>
-      <w:pPr>
-        <w:rPr>
-          <w:b/>
-          <w:bCs/>
-          <w:sz w:val="28"/>
-          <w:szCs w:val="28"/>
-        </w:rPr>
-      </w:pPr>
+      <w:proofErr w:type="spellStart"/>
+      <w:r>
+        <w:rPr>
+          <w:b/>
+          <w:bCs/>
+          <w:sz w:val="28"/>
+          <w:szCs w:val="28"/>
+        </w:rPr>
+        <w:t>import</w:t>
+      </w:r>
+      <w:proofErr w:type="spellEnd"/>
+      <w:r>
+        <w:rPr>
+          <w:b/>
+          <w:bCs/>
+          <w:sz w:val="28"/>
+          <w:szCs w:val="28"/>
+        </w:rPr>
+        <w:t xml:space="preserve"> pandas as </w:t>
+      </w:r>
+      <w:proofErr w:type="spellStart"/>
+      <w:r>
+        <w:rPr>
+          <w:b/>
+          <w:bCs/>
+          <w:sz w:val="28"/>
+          <w:szCs w:val="28"/>
+        </w:rPr>
+        <w:t>pd</w:t>
+      </w:r>
+      <w:proofErr w:type="spellEnd"/>
+    </w:p>
+    <w:p>
+      <w:pPr>
+        <w:rPr>
+          <w:b/>
+          <w:bCs/>
+          <w:sz w:val="28"/>
+          <w:szCs w:val="28"/>
+        </w:rPr>
+      </w:pPr>
+    </w:p>
+    <w:p>
+      <w:pPr>
+        <w:rPr>
+          <w:b/>
+          <w:bCs/>
+          <w:sz w:val="28"/>
+          <w:szCs w:val="28"/>
+        </w:rPr>
+      </w:pPr>
+      <w:proofErr w:type="spellStart"/>
+      <w:r>
+        <w:rPr>
+          <w:b/>
+          <w:bCs/>
+          <w:sz w:val="28"/>
+          <w:szCs w:val="28"/>
+        </w:rPr>
+        <w:t>df.head</w:t>
+      </w:r>
+      <w:proofErr w:type="spellEnd"/>
+      <w:r>
+        <w:rPr>
+          <w:b/>
+          <w:bCs/>
+          <w:sz w:val="28"/>
+          <w:szCs w:val="28"/>
+        </w:rPr>
+        <w:t>()          # Mostra as primeiras linhas</w:t>
+      </w:r>
+    </w:p>
+    <w:p>
+      <w:pPr>
+        <w:rPr>
+          <w:b/>
+          <w:bCs/>
+          <w:sz w:val="28"/>
+          <w:szCs w:val="28"/>
+        </w:rPr>
+      </w:pPr>
+      <w:proofErr w:type="spellStart"/>
+      <w:r>
+        <w:rPr>
+          <w:b/>
+          <w:bCs/>
+          <w:sz w:val="28"/>
+          <w:szCs w:val="28"/>
+        </w:rPr>
+        <w:t>df.describe</w:t>
+      </w:r>
+      <w:proofErr w:type="spellEnd"/>
+      <w:r>
+        <w:rPr>
+          <w:b/>
+          <w:bCs/>
+          <w:sz w:val="28"/>
+          <w:szCs w:val="28"/>
+        </w:rPr>
+        <w:t>()       # Estatísticas resumidas</w:t>
+      </w:r>
+    </w:p>
+    <w:p>
+      <w:pPr>
+        <w:rPr>
+          <w:b/>
+          <w:bCs/>
+          <w:sz w:val="28"/>
+          <w:szCs w:val="28"/>
+        </w:rPr>
+      </w:pPr>
+      <w:proofErr w:type="spellStart"/>
+      <w:r>
+        <w:rPr>
+          <w:b/>
+          <w:bCs/>
+          <w:sz w:val="28"/>
+          <w:szCs w:val="28"/>
+        </w:rPr>
+        <w:t>df.groupby</w:t>
+      </w:r>
+      <w:proofErr w:type="spellEnd"/>
+      <w:r>
+        <w:rPr>
+          <w:b/>
+          <w:bCs/>
+          <w:sz w:val="28"/>
+          <w:szCs w:val="28"/>
+        </w:rPr>
+        <w:t>()        # Agrupa dados (tipo tabela dinâmica)</w:t>
+      </w:r>
+    </w:p>
+    <w:p>
+      <w:pPr>
+        <w:rPr>
+          <w:b/>
+          <w:bCs/>
+          <w:sz w:val="28"/>
+          <w:szCs w:val="28"/>
+        </w:rPr>
+      </w:pPr>
+      <w:proofErr w:type="spellStart"/>
+      <w:r>
+        <w:rPr>
+          <w:b/>
+          <w:bCs/>
+          <w:sz w:val="28"/>
+          <w:szCs w:val="28"/>
+        </w:rPr>
+        <w:t>df.sort_values</w:t>
+      </w:r>
+      <w:proofErr w:type="spellEnd"/>
+      <w:r>
+        <w:rPr>
+          <w:b/>
+          <w:bCs/>
+          <w:sz w:val="28"/>
+          <w:szCs w:val="28"/>
+        </w:rPr>
+        <w:t>()    # Ordena os dados</w:t>
+      </w:r>
+    </w:p>
+    <w:p>
+      <w:pPr>
+        <w:rPr>
+          <w:b/>
+          <w:bCs/>
+          <w:sz w:val="28"/>
+          <w:szCs w:val="28"/>
+        </w:rPr>
+      </w:pPr>
+      <w:proofErr w:type="spellStart"/>
       <w:r>
         <w:rPr>
           <w:b/>
@@ -4565,7 +5426,17 @@
           <w:szCs w:val="28"/>
         </w:rPr>
         <w:lastRenderedPageBreak/>
-        <w:t>df.fillna()         # Preenche valores nulos</w:t>
+        <w:t>df.fillna</w:t>
+      </w:r>
+      <w:proofErr w:type="spellEnd"/>
+      <w:r>
+        <w:rPr>
+          <w:b/>
+          <w:bCs/>
+          <w:sz w:val="28"/>
+          <w:szCs w:val="28"/>
+        </w:rPr>
+        <w:t>()         # Preenche valores nulos</w:t>
       </w:r>
     </w:p>
     <w:p>
@@ -4619,7 +5490,27 @@
           <w:sz w:val="28"/>
           <w:szCs w:val="28"/>
         </w:rPr>
-        <w:t>Aprender lógica básica (variáveis, if, for, listas)</w:t>
+        <w:t xml:space="preserve">Aprender lógica básica (variáveis, </w:t>
+      </w:r>
+      <w:proofErr w:type="spellStart"/>
+      <w:r>
+        <w:rPr>
+          <w:b/>
+          <w:bCs/>
+          <w:sz w:val="28"/>
+          <w:szCs w:val="28"/>
+        </w:rPr>
+        <w:t>if</w:t>
+      </w:r>
+      <w:proofErr w:type="spellEnd"/>
+      <w:r>
+        <w:rPr>
+          <w:b/>
+          <w:bCs/>
+          <w:sz w:val="28"/>
+          <w:szCs w:val="28"/>
+        </w:rPr>
+        <w:t>, for, listas)</w:t>
       </w:r>
     </w:p>
     <w:p>
@@ -4642,7 +5533,27 @@
           <w:sz w:val="28"/>
           <w:szCs w:val="28"/>
         </w:rPr>
-        <w:t>Praticar funções nativas (len, sum, range, etc.)</w:t>
+        <w:t>Praticar funções nativas (</w:t>
+      </w:r>
+      <w:proofErr w:type="spellStart"/>
+      <w:r>
+        <w:rPr>
+          <w:b/>
+          <w:bCs/>
+          <w:sz w:val="28"/>
+          <w:szCs w:val="28"/>
+        </w:rPr>
+        <w:t>len</w:t>
+      </w:r>
+      <w:proofErr w:type="spellEnd"/>
+      <w:r>
+        <w:rPr>
+          <w:b/>
+          <w:bCs/>
+          <w:sz w:val="28"/>
+          <w:szCs w:val="28"/>
+        </w:rPr>
+        <w:t>, sum, range, etc.)</w:t>
       </w:r>
     </w:p>
     <w:p>
@@ -4665,8 +5576,19 @@
           <w:sz w:val="28"/>
           <w:szCs w:val="28"/>
         </w:rPr>
-        <w:t>Aprender a criar suas próprias funções com def</w:t>
-      </w:r>
+        <w:t xml:space="preserve">Aprender a criar suas próprias funções com </w:t>
+      </w:r>
+      <w:proofErr w:type="spellStart"/>
+      <w:r>
+        <w:rPr>
+          <w:b/>
+          <w:bCs/>
+          <w:sz w:val="28"/>
+          <w:szCs w:val="28"/>
+        </w:rPr>
+        <w:t>def</w:t>
+      </w:r>
+      <w:proofErr w:type="spellEnd"/>
     </w:p>
     <w:p>
       <w:pPr>
@@ -4688,7 +5610,27 @@
           <w:sz w:val="28"/>
           <w:szCs w:val="28"/>
         </w:rPr>
-        <w:t>Depois partir para bibliotecas de dados (pandas, numpy)</w:t>
+        <w:t xml:space="preserve">Depois partir para bibliotecas de dados (pandas, </w:t>
+      </w:r>
+      <w:proofErr w:type="spellStart"/>
+      <w:r>
+        <w:rPr>
+          <w:b/>
+          <w:bCs/>
+          <w:sz w:val="28"/>
+          <w:szCs w:val="28"/>
+        </w:rPr>
+        <w:t>numpy</w:t>
+      </w:r>
+      <w:proofErr w:type="spellEnd"/>
+      <w:r>
+        <w:rPr>
+          <w:b/>
+          <w:bCs/>
+          <w:sz w:val="28"/>
+          <w:szCs w:val="28"/>
+        </w:rPr>
+        <w:t>)</w:t>
       </w:r>
     </w:p>
     <w:p>
@@ -4776,6 +5718,7 @@
           <w:szCs w:val="28"/>
         </w:rPr>
       </w:pPr>
+      <w:proofErr w:type="spellStart"/>
       <w:r>
         <w:rPr>
           <w:b/>
@@ -4787,6 +5730,7 @@
         </w:rPr>
         <w:t>Pass</w:t>
       </w:r>
+      <w:proofErr w:type="spellEnd"/>
     </w:p>
     <w:p>
       <w:pPr>
@@ -4806,6 +5750,7 @@
         </w:rPr>
         <w:t xml:space="preserve">A instrução </w:t>
       </w:r>
+      <w:proofErr w:type="spellStart"/>
       <w:r>
         <w:rPr>
           <w:b/>
@@ -4816,6 +5761,7 @@
         </w:rPr>
         <w:t>pass</w:t>
       </w:r>
+      <w:proofErr w:type="spellEnd"/>
       <w:r>
         <w:rPr>
           <w:b/>
@@ -4940,7 +5886,29 @@
           <w:sz w:val="28"/>
           <w:szCs w:val="28"/>
         </w:rPr>
-        <w:t>O pass no Python é tipo isso: é um jeitinho de dizer "aqui vai ter alguma coisa depois, mas por enquanto, não faz nada, só continua".</w:t>
+        <w:t xml:space="preserve">O </w:t>
+      </w:r>
+      <w:proofErr w:type="spellStart"/>
+      <w:r>
+        <w:rPr>
+          <w:b/>
+          <w:bCs/>
+          <w:color w:val="EE0000"/>
+          <w:sz w:val="28"/>
+          <w:szCs w:val="28"/>
+        </w:rPr>
+        <w:t>pass</w:t>
+      </w:r>
+      <w:proofErr w:type="spellEnd"/>
+      <w:r>
+        <w:rPr>
+          <w:b/>
+          <w:bCs/>
+          <w:color w:val="EE0000"/>
+          <w:sz w:val="28"/>
+          <w:szCs w:val="28"/>
+        </w:rPr>
+        <w:t xml:space="preserve"> no Python é tipo isso: é um jeitinho de dizer "aqui vai ter alguma coisa depois, mas por enquanto, não faz nada, só continua".</w:t>
       </w:r>
     </w:p>
     <w:p>
@@ -4988,8 +5956,19 @@
           <w:szCs w:val="28"/>
         </w:rPr>
         <w:br/>
-        <w:t>    pass</w:t>
-      </w:r>
+        <w:t xml:space="preserve">    </w:t>
+      </w:r>
+      <w:proofErr w:type="spellStart"/>
+      <w:r>
+        <w:rPr>
+          <w:b/>
+          <w:bCs/>
+          <w:sz w:val="28"/>
+          <w:szCs w:val="28"/>
+        </w:rPr>
+        <w:t>pass</w:t>
+      </w:r>
+      <w:proofErr w:type="spellEnd"/>
     </w:p>
     <w:p>
       <w:pPr>
@@ -6066,6 +7045,7 @@
           <w:szCs w:val="32"/>
         </w:rPr>
       </w:pPr>
+      <w:proofErr w:type="spellStart"/>
       <w:r>
         <w:rPr>
           <w:b/>
@@ -6076,6 +7056,7 @@
         </w:rPr>
         <w:t>append</w:t>
       </w:r>
+      <w:proofErr w:type="spellEnd"/>
       <w:r>
         <w:rPr>
           <w:b/>
@@ -6147,6 +7128,7 @@
           <w:szCs w:val="32"/>
         </w:rPr>
       </w:pPr>
+      <w:proofErr w:type="spellStart"/>
       <w:r>
         <w:rPr>
           <w:b/>
@@ -6154,8 +7136,19 @@
           <w:sz w:val="32"/>
           <w:szCs w:val="32"/>
         </w:rPr>
-        <w:t>insert(</w:t>
-      </w:r>
+        <w:t>insert</w:t>
+      </w:r>
+      <w:proofErr w:type="spellEnd"/>
+      <w:r>
+        <w:rPr>
+          <w:b/>
+          <w:bCs/>
+          <w:sz w:val="32"/>
+          <w:szCs w:val="32"/>
+        </w:rPr>
+        <w:t>(</w:t>
+      </w:r>
+      <w:proofErr w:type="spellStart"/>
       <w:r>
         <w:rPr>
           <w:b/>
@@ -6164,7 +7157,18 @@
           <w:sz w:val="32"/>
           <w:szCs w:val="32"/>
         </w:rPr>
-        <w:t>indice, elemento</w:t>
+        <w:t>indice</w:t>
+      </w:r>
+      <w:proofErr w:type="spellEnd"/>
+      <w:r>
+        <w:rPr>
+          <w:b/>
+          <w:bCs/>
+          <w:color w:val="00B0F0"/>
+          <w:sz w:val="32"/>
+          <w:szCs w:val="32"/>
+        </w:rPr>
+        <w:t>, elemento</w:t>
       </w:r>
       <w:r>
         <w:rPr>
@@ -6330,6 +7334,7 @@
         </w:rPr>
         <w:t>pop(</w:t>
       </w:r>
+      <w:proofErr w:type="spellStart"/>
       <w:r>
         <w:rPr>
           <w:b/>
@@ -6340,6 +7345,7 @@
         </w:rPr>
         <w:t>indice</w:t>
       </w:r>
+      <w:proofErr w:type="spellEnd"/>
       <w:r>
         <w:rPr>
           <w:b/>
@@ -6374,6 +7380,7 @@
           <w:szCs w:val="32"/>
         </w:rPr>
       </w:pPr>
+      <w:proofErr w:type="spellStart"/>
       <w:r>
         <w:rPr>
           <w:b/>
@@ -6381,7 +7388,17 @@
           <w:sz w:val="32"/>
           <w:szCs w:val="32"/>
         </w:rPr>
-        <w:t xml:space="preserve">sort(): </w:t>
+        <w:t>sort</w:t>
+      </w:r>
+      <w:proofErr w:type="spellEnd"/>
+      <w:r>
+        <w:rPr>
+          <w:b/>
+          <w:bCs/>
+          <w:sz w:val="32"/>
+          <w:szCs w:val="32"/>
+        </w:rPr>
+        <w:t xml:space="preserve">(): </w:t>
       </w:r>
       <w:r>
         <w:rPr>
@@ -6490,8 +7507,8 @@
           <w:szCs w:val="32"/>
         </w:rPr>
         <w:br/>
-        <w:t>frutas.append("pera")</w:t>
-      </w:r>
+      </w:r>
+      <w:proofErr w:type="spellStart"/>
       <w:r>
         <w:rPr>
           <w:b/>
@@ -6499,6 +7516,25 @@
           <w:sz w:val="32"/>
           <w:szCs w:val="32"/>
         </w:rPr>
+        <w:t>frutas.append</w:t>
+      </w:r>
+      <w:proofErr w:type="spellEnd"/>
+      <w:r>
+        <w:rPr>
+          <w:b/>
+          <w:bCs/>
+          <w:sz w:val="32"/>
+          <w:szCs w:val="32"/>
+        </w:rPr>
+        <w:t>("pera")</w:t>
+      </w:r>
+      <w:r>
+        <w:rPr>
+          <w:b/>
+          <w:bCs/>
+          <w:sz w:val="32"/>
+          <w:szCs w:val="32"/>
+        </w:rPr>
         <w:br/>
         <w:t>print(frutas)  # Imprime ["maçã", "banana", "laranja", "pera"]</w:t>
       </w:r>
@@ -6564,6 +7600,7 @@
         </w:rPr>
         <w:t xml:space="preserve">Fruta o nome do vetor/ </w:t>
       </w:r>
+      <w:proofErr w:type="spellStart"/>
       <w:r>
         <w:rPr>
           <w:b/>
@@ -6574,6 +7611,7 @@
         </w:rPr>
         <w:t>append</w:t>
       </w:r>
+      <w:proofErr w:type="spellEnd"/>
       <w:r>
         <w:rPr>
           <w:b/>
@@ -6581,26 +7619,28 @@
           <w:sz w:val="32"/>
           <w:szCs w:val="32"/>
         </w:rPr>
-        <w:t xml:space="preserve"> e o elemento que será insirido</w:t>
-      </w:r>
-      <w:r>
-        <w:rPr>
-          <w:b/>
-          <w:bCs/>
-          <w:color w:val="EE0000"/>
+        <w:t xml:space="preserve"> e o elemento que será </w:t>
+      </w:r>
+      <w:proofErr w:type="spellStart"/>
+      <w:r>
+        <w:rPr>
+          <w:b/>
+          <w:bCs/>
           <w:sz w:val="32"/>
           <w:szCs w:val="32"/>
         </w:rPr>
-        <w:t>***</w:t>
-      </w:r>
-      <w:r>
-        <w:rPr>
-          <w:b/>
-          <w:bCs/>
+        <w:t>insirido</w:t>
+      </w:r>
+      <w:proofErr w:type="spellEnd"/>
+      <w:r>
+        <w:rPr>
+          <w:b/>
+          <w:bCs/>
+          <w:color w:val="EE0000"/>
           <w:sz w:val="32"/>
           <w:szCs w:val="32"/>
         </w:rPr>
-        <w:br/>
+        <w:t>***</w:t>
       </w:r>
       <w:r>
         <w:rPr>
@@ -6619,7 +7659,6 @@
           <w:szCs w:val="32"/>
         </w:rPr>
         <w:br/>
-        <w:t>frutas.insert(1, "uva")</w:t>
       </w:r>
       <w:r>
         <w:rPr>
@@ -6629,18 +7668,18 @@
           <w:szCs w:val="32"/>
         </w:rPr>
         <w:br/>
-        <w:t>print(frutas)  # Imprime ["maçã", "uva", "banana", "laranja", "pera"]</w:t>
-      </w:r>
-    </w:p>
-    <w:p>
-      <w:pPr>
+      </w:r>
+      <w:proofErr w:type="spellStart"/>
+      <w:r>
         <w:rPr>
           <w:b/>
           <w:bCs/>
           <w:sz w:val="32"/>
           <w:szCs w:val="32"/>
         </w:rPr>
-      </w:pPr>
+        <w:t>frutas.insert</w:t>
+      </w:r>
+      <w:proofErr w:type="spellEnd"/>
       <w:r>
         <w:rPr>
           <w:b/>
@@ -6648,38 +7687,68 @@
           <w:sz w:val="32"/>
           <w:szCs w:val="32"/>
         </w:rPr>
-        <w:t>Insere um elemento em uma posição especifica dentro do vetor:</w:t>
-      </w:r>
-    </w:p>
-    <w:p>
-      <w:pPr>
+        <w:t>(1, "uva")</w:t>
+      </w:r>
+      <w:r>
         <w:rPr>
           <w:b/>
           <w:bCs/>
           <w:sz w:val="32"/>
           <w:szCs w:val="32"/>
         </w:rPr>
-      </w:pPr>
-      <w:r>
-        <w:rPr>
-          <w:b/>
-          <w:bCs/>
-          <w:color w:val="EE0000"/>
+        <w:br/>
+        <w:t>print(frutas)  # Imprime ["maçã", "uva", "banana", "laranja", "pera"]</w:t>
+      </w:r>
+    </w:p>
+    <w:p>
+      <w:pPr>
+        <w:rPr>
+          <w:b/>
+          <w:bCs/>
           <w:sz w:val="32"/>
           <w:szCs w:val="32"/>
         </w:rPr>
-        <w:t>***</w:t>
-      </w:r>
-      <w:r>
-        <w:rPr>
-          <w:b/>
-          <w:bCs/>
-          <w:color w:val="EE0000"/>
+      </w:pPr>
+      <w:r>
+        <w:rPr>
+          <w:b/>
+          <w:bCs/>
           <w:sz w:val="32"/>
           <w:szCs w:val="32"/>
         </w:rPr>
+        <w:t>Insere um elemento em uma posição especifica dentro do vetor:</w:t>
+      </w:r>
+    </w:p>
+    <w:p>
+      <w:pPr>
+        <w:rPr>
+          <w:b/>
+          <w:bCs/>
+          <w:sz w:val="32"/>
+          <w:szCs w:val="32"/>
+        </w:rPr>
+      </w:pPr>
+      <w:r>
+        <w:rPr>
+          <w:b/>
+          <w:bCs/>
+          <w:color w:val="EE0000"/>
+          <w:sz w:val="32"/>
+          <w:szCs w:val="32"/>
+        </w:rPr>
+        <w:t>***</w:t>
+      </w:r>
+      <w:r>
+        <w:rPr>
+          <w:b/>
+          <w:bCs/>
+          <w:color w:val="EE0000"/>
+          <w:sz w:val="32"/>
+          <w:szCs w:val="32"/>
+        </w:rPr>
         <w:t xml:space="preserve">Vetor frutas </w:t>
       </w:r>
+      <w:proofErr w:type="spellStart"/>
       <w:r>
         <w:rPr>
           <w:b/>
@@ -6690,6 +7759,7 @@
         </w:rPr>
         <w:t>insert</w:t>
       </w:r>
+      <w:proofErr w:type="spellEnd"/>
       <w:r>
         <w:rPr>
           <w:b/>
@@ -6735,8 +7805,8 @@
           <w:szCs w:val="32"/>
         </w:rPr>
         <w:br/>
-        <w:t>frutas.remove("banana")</w:t>
-      </w:r>
+      </w:r>
+      <w:proofErr w:type="spellStart"/>
       <w:r>
         <w:rPr>
           <w:b/>
@@ -6744,6 +7814,25 @@
           <w:sz w:val="32"/>
           <w:szCs w:val="32"/>
         </w:rPr>
+        <w:t>frutas.remove</w:t>
+      </w:r>
+      <w:proofErr w:type="spellEnd"/>
+      <w:r>
+        <w:rPr>
+          <w:b/>
+          <w:bCs/>
+          <w:sz w:val="32"/>
+          <w:szCs w:val="32"/>
+        </w:rPr>
+        <w:t>("banana")</w:t>
+      </w:r>
+      <w:r>
+        <w:rPr>
+          <w:b/>
+          <w:bCs/>
+          <w:sz w:val="32"/>
+          <w:szCs w:val="32"/>
+        </w:rPr>
         <w:br/>
         <w:t>print(frutas)  # Imprime ["maçã", "uva", "laranja", "pera"]</w:t>
       </w:r>
@@ -6764,8 +7853,8 @@
           <w:szCs w:val="32"/>
         </w:rPr>
         <w:br/>
-        <w:t>fruta_removida = frutas.pop(2)</w:t>
-      </w:r>
+      </w:r>
+      <w:proofErr w:type="spellStart"/>
       <w:r>
         <w:rPr>
           <w:b/>
@@ -6773,6 +7862,45 @@
           <w:sz w:val="32"/>
           <w:szCs w:val="32"/>
         </w:rPr>
+        <w:t>fruta_removida</w:t>
+      </w:r>
+      <w:proofErr w:type="spellEnd"/>
+      <w:r>
+        <w:rPr>
+          <w:b/>
+          <w:bCs/>
+          <w:sz w:val="32"/>
+          <w:szCs w:val="32"/>
+        </w:rPr>
+        <w:t xml:space="preserve"> = </w:t>
+      </w:r>
+      <w:proofErr w:type="spellStart"/>
+      <w:r>
+        <w:rPr>
+          <w:b/>
+          <w:bCs/>
+          <w:sz w:val="32"/>
+          <w:szCs w:val="32"/>
+        </w:rPr>
+        <w:t>frutas.pop</w:t>
+      </w:r>
+      <w:proofErr w:type="spellEnd"/>
+      <w:r>
+        <w:rPr>
+          <w:b/>
+          <w:bCs/>
+          <w:sz w:val="32"/>
+          <w:szCs w:val="32"/>
+        </w:rPr>
+        <w:t>(2)</w:t>
+      </w:r>
+      <w:r>
+        <w:rPr>
+          <w:b/>
+          <w:bCs/>
+          <w:sz w:val="32"/>
+          <w:szCs w:val="32"/>
+        </w:rPr>
         <w:br/>
         <w:t>print(frutas)  # Imprime ["maçã", "uva", "pera"]</w:t>
       </w:r>
@@ -6784,7 +7912,27 @@
           <w:szCs w:val="32"/>
         </w:rPr>
         <w:br/>
-        <w:t>print(fruta_removida)  # Imprime "laranja"</w:t>
+        <w:t>print(</w:t>
+      </w:r>
+      <w:proofErr w:type="spellStart"/>
+      <w:r>
+        <w:rPr>
+          <w:b/>
+          <w:bCs/>
+          <w:sz w:val="32"/>
+          <w:szCs w:val="32"/>
+        </w:rPr>
+        <w:t>fruta_removida</w:t>
+      </w:r>
+      <w:proofErr w:type="spellEnd"/>
+      <w:r>
+        <w:rPr>
+          <w:b/>
+          <w:bCs/>
+          <w:sz w:val="32"/>
+          <w:szCs w:val="32"/>
+        </w:rPr>
+        <w:t>)  # Imprime "laranja"</w:t>
       </w:r>
       <w:r>
         <w:rPr>
@@ -6871,8 +8019,8 @@
           <w:szCs w:val="32"/>
         </w:rPr>
         <w:br/>
-        <w:t>frutas.sort()</w:t>
-      </w:r>
+      </w:r>
+      <w:proofErr w:type="spellStart"/>
       <w:r>
         <w:rPr>
           <w:b/>
@@ -6880,6 +8028,25 @@
           <w:sz w:val="32"/>
           <w:szCs w:val="32"/>
         </w:rPr>
+        <w:t>frutas.sort</w:t>
+      </w:r>
+      <w:proofErr w:type="spellEnd"/>
+      <w:r>
+        <w:rPr>
+          <w:b/>
+          <w:bCs/>
+          <w:sz w:val="32"/>
+          <w:szCs w:val="32"/>
+        </w:rPr>
+        <w:t>()</w:t>
+      </w:r>
+      <w:r>
+        <w:rPr>
+          <w:b/>
+          <w:bCs/>
+          <w:sz w:val="32"/>
+          <w:szCs w:val="32"/>
+        </w:rPr>
         <w:br/>
         <w:t>print(frutas)  # Imprime ["maçã", "pera", "uva"]</w:t>
       </w:r>
@@ -6911,6 +8078,7 @@
         </w:rPr>
         <w:t xml:space="preserve">. </w:t>
       </w:r>
+      <w:proofErr w:type="spellStart"/>
       <w:r>
         <w:rPr>
           <w:b/>
@@ -6921,6 +8089,7 @@
         </w:rPr>
         <w:t>sort</w:t>
       </w:r>
+      <w:proofErr w:type="spellEnd"/>
       <w:r>
         <w:rPr>
           <w:b/>
@@ -6977,6 +8146,7 @@
         </w:rPr>
         <w:br/>
       </w:r>
+      <w:proofErr w:type="spellStart"/>
       <w:r>
         <w:rPr>
           <w:b/>
@@ -6985,7 +8155,17 @@
           <w:szCs w:val="32"/>
         </w:rPr>
         <w:lastRenderedPageBreak/>
-        <w:t>frutas.reverse()</w:t>
+        <w:t>frutas.reverse</w:t>
+      </w:r>
+      <w:proofErr w:type="spellEnd"/>
+      <w:r>
+        <w:rPr>
+          <w:b/>
+          <w:bCs/>
+          <w:sz w:val="32"/>
+          <w:szCs w:val="32"/>
+        </w:rPr>
+        <w:t>()</w:t>
       </w:r>
       <w:r>
         <w:rPr>
@@ -7043,8 +8223,9 @@
           <w:sz w:val="32"/>
           <w:szCs w:val="32"/>
         </w:rPr>
-        <w:t xml:space="preserve"> ( sem digitar nada dentro do parênteses porque e toda a lista)</w:t>
-      </w:r>
+        <w:t xml:space="preserve"> ( sem digitar nada dentro do parênteses </w:t>
+      </w:r>
+      <w:proofErr w:type="spellStart"/>
       <w:r>
         <w:rPr>
           <w:b/>
@@ -7052,8 +8233,38 @@
           <w:sz w:val="32"/>
           <w:szCs w:val="32"/>
         </w:rPr>
-        <w:t xml:space="preserve"> vai trazer o contrario</w:t>
-      </w:r>
+        <w:t>porque</w:t>
+      </w:r>
+      <w:proofErr w:type="spellEnd"/>
+      <w:r>
+        <w:rPr>
+          <w:b/>
+          <w:bCs/>
+          <w:sz w:val="32"/>
+          <w:szCs w:val="32"/>
+        </w:rPr>
+        <w:t xml:space="preserve"> e toda a lista)</w:t>
+      </w:r>
+      <w:r>
+        <w:rPr>
+          <w:b/>
+          <w:bCs/>
+          <w:sz w:val="32"/>
+          <w:szCs w:val="32"/>
+        </w:rPr>
+        <w:t xml:space="preserve"> vai trazer o </w:t>
+      </w:r>
+      <w:proofErr w:type="spellStart"/>
+      <w:r>
+        <w:rPr>
+          <w:b/>
+          <w:bCs/>
+          <w:sz w:val="32"/>
+          <w:szCs w:val="32"/>
+        </w:rPr>
+        <w:t>contrario</w:t>
+      </w:r>
+      <w:proofErr w:type="spellEnd"/>
       <w:r>
         <w:rPr>
           <w:b/>
@@ -7246,6 +8457,7 @@
           <w:szCs w:val="28"/>
         </w:rPr>
       </w:pPr>
+      <w:proofErr w:type="spellStart"/>
       <w:r>
         <w:rPr>
           <w:b/>
@@ -7254,7 +8466,18 @@
           <w:sz w:val="28"/>
           <w:szCs w:val="28"/>
         </w:rPr>
-        <w:t xml:space="preserve">nova_lista = [expressão </w:t>
+        <w:t>nova_lista</w:t>
+      </w:r>
+      <w:proofErr w:type="spellEnd"/>
+      <w:r>
+        <w:rPr>
+          <w:b/>
+          <w:bCs/>
+          <w:color w:val="00B0F0"/>
+          <w:sz w:val="28"/>
+          <w:szCs w:val="28"/>
+        </w:rPr>
+        <w:t xml:space="preserve"> = [expressão </w:t>
       </w:r>
       <w:r>
         <w:rPr>
@@ -7296,15 +8519,27 @@
         </w:rPr>
         <w:t xml:space="preserve"> sequência </w:t>
       </w:r>
-      <w:r>
-        <w:rPr>
-          <w:b/>
-          <w:bCs/>
-          <w:color w:val="EE0000"/>
-          <w:sz w:val="28"/>
-          <w:szCs w:val="28"/>
-        </w:rPr>
-        <w:t xml:space="preserve">if </w:t>
+      <w:proofErr w:type="spellStart"/>
+      <w:r>
+        <w:rPr>
+          <w:b/>
+          <w:bCs/>
+          <w:color w:val="EE0000"/>
+          <w:sz w:val="28"/>
+          <w:szCs w:val="28"/>
+        </w:rPr>
+        <w:t>if</w:t>
+      </w:r>
+      <w:proofErr w:type="spellEnd"/>
+      <w:r>
+        <w:rPr>
+          <w:b/>
+          <w:bCs/>
+          <w:color w:val="EE0000"/>
+          <w:sz w:val="28"/>
+          <w:szCs w:val="28"/>
+        </w:rPr>
+        <w:t xml:space="preserve"> </w:t>
       </w:r>
       <w:r>
         <w:rPr>
@@ -7337,7 +8572,29 @@
           <w:szCs w:val="28"/>
         </w:rPr>
         <w:br/>
-        <w:t>quadrados = [x ** 2 for x in números if x % 2 == 0]</w:t>
+        <w:t xml:space="preserve">quadrados = [x ** 2 for x in números </w:t>
+      </w:r>
+      <w:proofErr w:type="spellStart"/>
+      <w:r>
+        <w:rPr>
+          <w:b/>
+          <w:bCs/>
+          <w:color w:val="000000" w:themeColor="text1"/>
+          <w:sz w:val="28"/>
+          <w:szCs w:val="28"/>
+        </w:rPr>
+        <w:t>if</w:t>
+      </w:r>
+      <w:proofErr w:type="spellEnd"/>
+      <w:r>
+        <w:rPr>
+          <w:b/>
+          <w:bCs/>
+          <w:color w:val="000000" w:themeColor="text1"/>
+          <w:sz w:val="28"/>
+          <w:szCs w:val="28"/>
+        </w:rPr>
+        <w:t xml:space="preserve"> x % 2 == 0]</w:t>
       </w:r>
     </w:p>
     <w:p>
@@ -7491,7 +8748,29 @@
           <w:sz w:val="28"/>
           <w:szCs w:val="28"/>
         </w:rPr>
-        <w:t xml:space="preserve">In numero= </w:t>
+        <w:t xml:space="preserve">In </w:t>
+      </w:r>
+      <w:proofErr w:type="spellStart"/>
+      <w:r>
+        <w:rPr>
+          <w:b/>
+          <w:bCs/>
+          <w:color w:val="EE0000"/>
+          <w:sz w:val="28"/>
+          <w:szCs w:val="28"/>
+        </w:rPr>
+        <w:t>numero</w:t>
+      </w:r>
+      <w:proofErr w:type="spellEnd"/>
+      <w:r>
+        <w:rPr>
+          <w:b/>
+          <w:bCs/>
+          <w:color w:val="EE0000"/>
+          <w:sz w:val="28"/>
+          <w:szCs w:val="28"/>
+        </w:rPr>
+        <w:t xml:space="preserve">= </w:t>
       </w:r>
       <w:r>
         <w:rPr>
@@ -7524,15 +8803,27 @@
           <w:szCs w:val="28"/>
         </w:rPr>
       </w:pPr>
-      <w:r>
-        <w:rPr>
-          <w:b/>
-          <w:bCs/>
-          <w:color w:val="EE0000"/>
-          <w:sz w:val="28"/>
-          <w:szCs w:val="28"/>
-        </w:rPr>
-        <w:t>If x: Se elemento x;</w:t>
+      <w:proofErr w:type="spellStart"/>
+      <w:r>
+        <w:rPr>
+          <w:b/>
+          <w:bCs/>
+          <w:color w:val="EE0000"/>
+          <w:sz w:val="28"/>
+          <w:szCs w:val="28"/>
+        </w:rPr>
+        <w:t>If</w:t>
+      </w:r>
+      <w:proofErr w:type="spellEnd"/>
+      <w:r>
+        <w:rPr>
+          <w:b/>
+          <w:bCs/>
+          <w:color w:val="EE0000"/>
+          <w:sz w:val="28"/>
+          <w:szCs w:val="28"/>
+        </w:rPr>
+        <w:t xml:space="preserve"> x: Se elemento x;</w:t>
       </w:r>
     </w:p>
     <w:p>
@@ -8135,6 +9426,7 @@
           <w:szCs w:val="28"/>
         </w:rPr>
       </w:pPr>
+      <w:proofErr w:type="spellStart"/>
       <w:r>
         <w:rPr>
           <w:b/>
@@ -8145,6 +9437,7 @@
         </w:rPr>
         <w:t>python</w:t>
       </w:r>
+      <w:proofErr w:type="spellEnd"/>
     </w:p>
     <w:p>
       <w:pPr>
@@ -8240,6 +9533,7 @@
           <w:szCs w:val="28"/>
         </w:rPr>
       </w:pPr>
+      <w:proofErr w:type="spellStart"/>
       <w:r>
         <w:rPr>
           <w:b/>
@@ -8250,6 +9544,7 @@
         </w:rPr>
         <w:t>python</w:t>
       </w:r>
+      <w:proofErr w:type="spellEnd"/>
     </w:p>
     <w:p>
       <w:pPr>
@@ -8335,6 +9630,7 @@
           <w:szCs w:val="28"/>
         </w:rPr>
       </w:pPr>
+      <w:proofErr w:type="spellStart"/>
       <w:r>
         <w:rPr>
           <w:b/>
@@ -8345,6 +9641,7 @@
         </w:rPr>
         <w:t>python</w:t>
       </w:r>
+      <w:proofErr w:type="spellEnd"/>
     </w:p>
     <w:p>
       <w:pPr>
@@ -8469,6 +9766,7 @@
           <w:szCs w:val="28"/>
         </w:rPr>
       </w:pPr>
+      <w:proofErr w:type="spellStart"/>
       <w:r>
         <w:rPr>
           <w:b/>
@@ -8479,6 +9777,7 @@
         </w:rPr>
         <w:t>python</w:t>
       </w:r>
+      <w:proofErr w:type="spellEnd"/>
     </w:p>
     <w:p>
       <w:pPr>
@@ -8915,14 +10214,25 @@
           <w:szCs w:val="28"/>
         </w:rPr>
       </w:pPr>
-      <w:r>
-        <w:rPr>
-          <w:b/>
-          <w:bCs/>
-          <w:sz w:val="28"/>
-          <w:szCs w:val="28"/>
-        </w:rPr>
-        <w:t>count(elemento): </w:t>
+      <w:proofErr w:type="spellStart"/>
+      <w:r>
+        <w:rPr>
+          <w:b/>
+          <w:bCs/>
+          <w:sz w:val="28"/>
+          <w:szCs w:val="28"/>
+        </w:rPr>
+        <w:t>count</w:t>
+      </w:r>
+      <w:proofErr w:type="spellEnd"/>
+      <w:r>
+        <w:rPr>
+          <w:b/>
+          <w:bCs/>
+          <w:sz w:val="28"/>
+          <w:szCs w:val="28"/>
+        </w:rPr>
+        <w:t>(elemento): </w:t>
       </w:r>
       <w:r>
         <w:rPr>
@@ -8996,7 +10306,111 @@
           <w:lang w:val="es-AR" w:eastAsia="pt-BR"/>
           <w14:ligatures w14:val="none"/>
         </w:rPr>
-        <w:t>índice da primeira aparição de um elemento na tupla</w:t>
+        <w:t xml:space="preserve">índice da </w:t>
+      </w:r>
+      <w:proofErr w:type="spellStart"/>
+      <w:r>
+        <w:rPr>
+          <w:rFonts w:ascii="Lato" w:eastAsia="Times New Roman" w:hAnsi="Lato" w:cs="Times New Roman"/>
+          <w:color w:val="EE0000"/>
+          <w:kern w:val="0"/>
+          <w:sz w:val="24"/>
+          <w:szCs w:val="24"/>
+          <w:lang w:val="es-AR" w:eastAsia="pt-BR"/>
+          <w14:ligatures w14:val="none"/>
+        </w:rPr>
+        <w:t>primeira</w:t>
+      </w:r>
+      <w:proofErr w:type="spellEnd"/>
+      <w:r>
+        <w:rPr>
+          <w:rFonts w:ascii="Lato" w:eastAsia="Times New Roman" w:hAnsi="Lato" w:cs="Times New Roman"/>
+          <w:color w:val="EE0000"/>
+          <w:kern w:val="0"/>
+          <w:sz w:val="24"/>
+          <w:szCs w:val="24"/>
+          <w:lang w:val="es-AR" w:eastAsia="pt-BR"/>
+          <w14:ligatures w14:val="none"/>
+        </w:rPr>
+        <w:t xml:space="preserve"> </w:t>
+      </w:r>
+      <w:proofErr w:type="spellStart"/>
+      <w:r>
+        <w:rPr>
+          <w:rFonts w:ascii="Lato" w:eastAsia="Times New Roman" w:hAnsi="Lato" w:cs="Times New Roman"/>
+          <w:color w:val="EE0000"/>
+          <w:kern w:val="0"/>
+          <w:sz w:val="24"/>
+          <w:szCs w:val="24"/>
+          <w:lang w:val="es-AR" w:eastAsia="pt-BR"/>
+          <w14:ligatures w14:val="none"/>
+        </w:rPr>
+        <w:t>aparição</w:t>
+      </w:r>
+      <w:proofErr w:type="spellEnd"/>
+      <w:r>
+        <w:rPr>
+          <w:rFonts w:ascii="Lato" w:eastAsia="Times New Roman" w:hAnsi="Lato" w:cs="Times New Roman"/>
+          <w:color w:val="EE0000"/>
+          <w:kern w:val="0"/>
+          <w:sz w:val="24"/>
+          <w:szCs w:val="24"/>
+          <w:lang w:val="es-AR" w:eastAsia="pt-BR"/>
+          <w14:ligatures w14:val="none"/>
+        </w:rPr>
+        <w:t xml:space="preserve"> de </w:t>
+      </w:r>
+      <w:proofErr w:type="spellStart"/>
+      <w:r>
+        <w:rPr>
+          <w:rFonts w:ascii="Lato" w:eastAsia="Times New Roman" w:hAnsi="Lato" w:cs="Times New Roman"/>
+          <w:color w:val="EE0000"/>
+          <w:kern w:val="0"/>
+          <w:sz w:val="24"/>
+          <w:szCs w:val="24"/>
+          <w:lang w:val="es-AR" w:eastAsia="pt-BR"/>
+          <w14:ligatures w14:val="none"/>
+        </w:rPr>
+        <w:t>um</w:t>
+      </w:r>
+      <w:proofErr w:type="spellEnd"/>
+      <w:r>
+        <w:rPr>
+          <w:rFonts w:ascii="Lato" w:eastAsia="Times New Roman" w:hAnsi="Lato" w:cs="Times New Roman"/>
+          <w:color w:val="EE0000"/>
+          <w:kern w:val="0"/>
+          <w:sz w:val="24"/>
+          <w:szCs w:val="24"/>
+          <w:lang w:val="es-AR" w:eastAsia="pt-BR"/>
+          <w14:ligatures w14:val="none"/>
+        </w:rPr>
+        <w:t xml:space="preserve"> elemento </w:t>
+      </w:r>
+      <w:proofErr w:type="spellStart"/>
+      <w:r>
+        <w:rPr>
+          <w:rFonts w:ascii="Lato" w:eastAsia="Times New Roman" w:hAnsi="Lato" w:cs="Times New Roman"/>
+          <w:color w:val="EE0000"/>
+          <w:kern w:val="0"/>
+          <w:sz w:val="24"/>
+          <w:szCs w:val="24"/>
+          <w:lang w:val="es-AR" w:eastAsia="pt-BR"/>
+          <w14:ligatures w14:val="none"/>
+        </w:rPr>
+        <w:t>na</w:t>
+      </w:r>
+      <w:proofErr w:type="spellEnd"/>
+      <w:r>
+        <w:rPr>
+          <w:rFonts w:ascii="Lato" w:eastAsia="Times New Roman" w:hAnsi="Lato" w:cs="Times New Roman"/>
+          <w:color w:val="EE0000"/>
+          <w:kern w:val="0"/>
+          <w:sz w:val="24"/>
+          <w:szCs w:val="24"/>
+          <w:lang w:val="es-AR" w:eastAsia="pt-BR"/>
+          <w14:ligatures w14:val="none"/>
+        </w:rPr>
+        <w:t xml:space="preserve"> tupla</w:t>
       </w:r>
       <w:r>
         <w:rPr>
@@ -9008,7 +10422,59 @@
           <w:lang w:val="es-AR" w:eastAsia="pt-BR"/>
           <w14:ligatures w14:val="none"/>
         </w:rPr>
-        <w:t>. Opcionalmente, pode-se especificar o início e fim da busca.</w:t>
+        <w:t xml:space="preserve">. Opcionalmente, pode-se especificar o </w:t>
+      </w:r>
+      <w:proofErr w:type="spellStart"/>
+      <w:r>
+        <w:rPr>
+          <w:rFonts w:ascii="Lato" w:eastAsia="Times New Roman" w:hAnsi="Lato" w:cs="Times New Roman"/>
+          <w:color w:val="000000"/>
+          <w:kern w:val="0"/>
+          <w:sz w:val="24"/>
+          <w:szCs w:val="24"/>
+          <w:lang w:val="es-AR" w:eastAsia="pt-BR"/>
+          <w14:ligatures w14:val="none"/>
+        </w:rPr>
+        <w:t>início</w:t>
+      </w:r>
+      <w:proofErr w:type="spellEnd"/>
+      <w:r>
+        <w:rPr>
+          <w:rFonts w:ascii="Lato" w:eastAsia="Times New Roman" w:hAnsi="Lato" w:cs="Times New Roman"/>
+          <w:color w:val="000000"/>
+          <w:kern w:val="0"/>
+          <w:sz w:val="24"/>
+          <w:szCs w:val="24"/>
+          <w:lang w:val="es-AR" w:eastAsia="pt-BR"/>
+          <w14:ligatures w14:val="none"/>
+        </w:rPr>
+        <w:t xml:space="preserve"> e </w:t>
+      </w:r>
+      <w:proofErr w:type="spellStart"/>
+      <w:r>
+        <w:rPr>
+          <w:rFonts w:ascii="Lato" w:eastAsia="Times New Roman" w:hAnsi="Lato" w:cs="Times New Roman"/>
+          <w:color w:val="000000"/>
+          <w:kern w:val="0"/>
+          <w:sz w:val="24"/>
+          <w:szCs w:val="24"/>
+          <w:lang w:val="es-AR" w:eastAsia="pt-BR"/>
+          <w14:ligatures w14:val="none"/>
+        </w:rPr>
+        <w:t>fim</w:t>
+      </w:r>
+      <w:proofErr w:type="spellEnd"/>
+      <w:r>
+        <w:rPr>
+          <w:rFonts w:ascii="Lato" w:eastAsia="Times New Roman" w:hAnsi="Lato" w:cs="Times New Roman"/>
+          <w:color w:val="000000"/>
+          <w:kern w:val="0"/>
+          <w:sz w:val="24"/>
+          <w:szCs w:val="24"/>
+          <w:lang w:val="es-AR" w:eastAsia="pt-BR"/>
+          <w14:ligatures w14:val="none"/>
+        </w:rPr>
+        <w:t xml:space="preserve"> da busca.</w:t>
       </w:r>
       <w:r>
         <w:rPr>
@@ -9065,14 +10531,25 @@
           <w14:ligatures w14:val="none"/>
         </w:rPr>
       </w:pPr>
-      <w:r>
-        <w:rPr>
-          <w:b/>
-          <w:bCs/>
-          <w:sz w:val="28"/>
-          <w:szCs w:val="28"/>
-        </w:rPr>
-        <w:t>len(tupla):</w:t>
+      <w:proofErr w:type="spellStart"/>
+      <w:r>
+        <w:rPr>
+          <w:b/>
+          <w:bCs/>
+          <w:sz w:val="28"/>
+          <w:szCs w:val="28"/>
+        </w:rPr>
+        <w:t>len</w:t>
+      </w:r>
+      <w:proofErr w:type="spellEnd"/>
+      <w:r>
+        <w:rPr>
+          <w:b/>
+          <w:bCs/>
+          <w:sz w:val="28"/>
+          <w:szCs w:val="28"/>
+        </w:rPr>
+        <w:t>(tupla):</w:t>
       </w:r>
       <w:r>
         <w:rPr>
@@ -9086,6 +10563,7 @@
         </w:rPr>
         <w:t> </w:t>
       </w:r>
+      <w:proofErr w:type="spellStart"/>
       <w:r>
         <w:rPr>
           <w:rFonts w:ascii="Lato" w:eastAsia="Times New Roman" w:hAnsi="Lato" w:cs="Times New Roman"/>
@@ -9096,19 +10574,202 @@
           <w:lang w:val="es-AR" w:eastAsia="pt-BR"/>
           <w14:ligatures w14:val="none"/>
         </w:rPr>
-        <w:t xml:space="preserve">embora não seja um método de tupla propriamente dito, esta função incorporada </w:t>
-      </w:r>
+        <w:t>embora</w:t>
+      </w:r>
+      <w:proofErr w:type="spellEnd"/>
       <w:r>
         <w:rPr>
           <w:rFonts w:ascii="Lato" w:eastAsia="Times New Roman" w:hAnsi="Lato" w:cs="Times New Roman"/>
-          <w:color w:val="EE0000"/>
+          <w:color w:val="000000"/>
           <w:kern w:val="0"/>
           <w:sz w:val="24"/>
           <w:szCs w:val="24"/>
           <w:lang w:val="es-AR" w:eastAsia="pt-BR"/>
           <w14:ligatures w14:val="none"/>
         </w:rPr>
-        <w:t>devolve o comprimento da tupla.</w:t>
+        <w:t xml:space="preserve"> </w:t>
+      </w:r>
+      <w:proofErr w:type="spellStart"/>
+      <w:r>
+        <w:rPr>
+          <w:rFonts w:ascii="Lato" w:eastAsia="Times New Roman" w:hAnsi="Lato" w:cs="Times New Roman"/>
+          <w:color w:val="000000"/>
+          <w:kern w:val="0"/>
+          <w:sz w:val="24"/>
+          <w:szCs w:val="24"/>
+          <w:lang w:val="es-AR" w:eastAsia="pt-BR"/>
+          <w14:ligatures w14:val="none"/>
+        </w:rPr>
+        <w:t>não</w:t>
+      </w:r>
+      <w:proofErr w:type="spellEnd"/>
+      <w:r>
+        <w:rPr>
+          <w:rFonts w:ascii="Lato" w:eastAsia="Times New Roman" w:hAnsi="Lato" w:cs="Times New Roman"/>
+          <w:color w:val="000000"/>
+          <w:kern w:val="0"/>
+          <w:sz w:val="24"/>
+          <w:szCs w:val="24"/>
+          <w:lang w:val="es-AR" w:eastAsia="pt-BR"/>
+          <w14:ligatures w14:val="none"/>
+        </w:rPr>
+        <w:t xml:space="preserve"> </w:t>
+      </w:r>
+      <w:proofErr w:type="spellStart"/>
+      <w:r>
+        <w:rPr>
+          <w:rFonts w:ascii="Lato" w:eastAsia="Times New Roman" w:hAnsi="Lato" w:cs="Times New Roman"/>
+          <w:color w:val="000000"/>
+          <w:kern w:val="0"/>
+          <w:sz w:val="24"/>
+          <w:szCs w:val="24"/>
+          <w:lang w:val="es-AR" w:eastAsia="pt-BR"/>
+          <w14:ligatures w14:val="none"/>
+        </w:rPr>
+        <w:t>seja</w:t>
+      </w:r>
+      <w:proofErr w:type="spellEnd"/>
+      <w:r>
+        <w:rPr>
+          <w:rFonts w:ascii="Lato" w:eastAsia="Times New Roman" w:hAnsi="Lato" w:cs="Times New Roman"/>
+          <w:color w:val="000000"/>
+          <w:kern w:val="0"/>
+          <w:sz w:val="24"/>
+          <w:szCs w:val="24"/>
+          <w:lang w:val="es-AR" w:eastAsia="pt-BR"/>
+          <w14:ligatures w14:val="none"/>
+        </w:rPr>
+        <w:t xml:space="preserve"> </w:t>
+      </w:r>
+      <w:proofErr w:type="spellStart"/>
+      <w:r>
+        <w:rPr>
+          <w:rFonts w:ascii="Lato" w:eastAsia="Times New Roman" w:hAnsi="Lato" w:cs="Times New Roman"/>
+          <w:color w:val="000000"/>
+          <w:kern w:val="0"/>
+          <w:sz w:val="24"/>
+          <w:szCs w:val="24"/>
+          <w:lang w:val="es-AR" w:eastAsia="pt-BR"/>
+          <w14:ligatures w14:val="none"/>
+        </w:rPr>
+        <w:t>um</w:t>
+      </w:r>
+      <w:proofErr w:type="spellEnd"/>
+      <w:r>
+        <w:rPr>
+          <w:rFonts w:ascii="Lato" w:eastAsia="Times New Roman" w:hAnsi="Lato" w:cs="Times New Roman"/>
+          <w:color w:val="000000"/>
+          <w:kern w:val="0"/>
+          <w:sz w:val="24"/>
+          <w:szCs w:val="24"/>
+          <w:lang w:val="es-AR" w:eastAsia="pt-BR"/>
+          <w14:ligatures w14:val="none"/>
+        </w:rPr>
+        <w:t xml:space="preserve"> método de tupla </w:t>
+      </w:r>
+      <w:proofErr w:type="spellStart"/>
+      <w:r>
+        <w:rPr>
+          <w:rFonts w:ascii="Lato" w:eastAsia="Times New Roman" w:hAnsi="Lato" w:cs="Times New Roman"/>
+          <w:color w:val="000000"/>
+          <w:kern w:val="0"/>
+          <w:sz w:val="24"/>
+          <w:szCs w:val="24"/>
+          <w:lang w:val="es-AR" w:eastAsia="pt-BR"/>
+          <w14:ligatures w14:val="none"/>
+        </w:rPr>
+        <w:t>propriamente</w:t>
+      </w:r>
+      <w:proofErr w:type="spellEnd"/>
+      <w:r>
+        <w:rPr>
+          <w:rFonts w:ascii="Lato" w:eastAsia="Times New Roman" w:hAnsi="Lato" w:cs="Times New Roman"/>
+          <w:color w:val="000000"/>
+          <w:kern w:val="0"/>
+          <w:sz w:val="24"/>
+          <w:szCs w:val="24"/>
+          <w:lang w:val="es-AR" w:eastAsia="pt-BR"/>
+          <w14:ligatures w14:val="none"/>
+        </w:rPr>
+        <w:t xml:space="preserve"> dito, esta </w:t>
+      </w:r>
+      <w:proofErr w:type="spellStart"/>
+      <w:r>
+        <w:rPr>
+          <w:rFonts w:ascii="Lato" w:eastAsia="Times New Roman" w:hAnsi="Lato" w:cs="Times New Roman"/>
+          <w:color w:val="000000"/>
+          <w:kern w:val="0"/>
+          <w:sz w:val="24"/>
+          <w:szCs w:val="24"/>
+          <w:lang w:val="es-AR" w:eastAsia="pt-BR"/>
+          <w14:ligatures w14:val="none"/>
+        </w:rPr>
+        <w:t>função</w:t>
+      </w:r>
+      <w:proofErr w:type="spellEnd"/>
+      <w:r>
+        <w:rPr>
+          <w:rFonts w:ascii="Lato" w:eastAsia="Times New Roman" w:hAnsi="Lato" w:cs="Times New Roman"/>
+          <w:color w:val="000000"/>
+          <w:kern w:val="0"/>
+          <w:sz w:val="24"/>
+          <w:szCs w:val="24"/>
+          <w:lang w:val="es-AR" w:eastAsia="pt-BR"/>
+          <w14:ligatures w14:val="none"/>
+        </w:rPr>
+        <w:t xml:space="preserve"> incorporada </w:t>
+      </w:r>
+      <w:proofErr w:type="spellStart"/>
+      <w:r>
+        <w:rPr>
+          <w:rFonts w:ascii="Lato" w:eastAsia="Times New Roman" w:hAnsi="Lato" w:cs="Times New Roman"/>
+          <w:color w:val="EE0000"/>
+          <w:kern w:val="0"/>
+          <w:sz w:val="24"/>
+          <w:szCs w:val="24"/>
+          <w:lang w:val="es-AR" w:eastAsia="pt-BR"/>
+          <w14:ligatures w14:val="none"/>
+        </w:rPr>
+        <w:t>devolve</w:t>
+      </w:r>
+      <w:proofErr w:type="spellEnd"/>
+      <w:r>
+        <w:rPr>
+          <w:rFonts w:ascii="Lato" w:eastAsia="Times New Roman" w:hAnsi="Lato" w:cs="Times New Roman"/>
+          <w:color w:val="EE0000"/>
+          <w:kern w:val="0"/>
+          <w:sz w:val="24"/>
+          <w:szCs w:val="24"/>
+          <w:lang w:val="es-AR" w:eastAsia="pt-BR"/>
+          <w14:ligatures w14:val="none"/>
+        </w:rPr>
+        <w:t xml:space="preserve"> o </w:t>
+      </w:r>
+      <w:proofErr w:type="spellStart"/>
+      <w:r>
+        <w:rPr>
+          <w:rFonts w:ascii="Lato" w:eastAsia="Times New Roman" w:hAnsi="Lato" w:cs="Times New Roman"/>
+          <w:color w:val="EE0000"/>
+          <w:kern w:val="0"/>
+          <w:sz w:val="24"/>
+          <w:szCs w:val="24"/>
+          <w:lang w:val="es-AR" w:eastAsia="pt-BR"/>
+          <w14:ligatures w14:val="none"/>
+        </w:rPr>
+        <w:t>comprimento</w:t>
+      </w:r>
+      <w:proofErr w:type="spellEnd"/>
+      <w:r>
+        <w:rPr>
+          <w:rFonts w:ascii="Lato" w:eastAsia="Times New Roman" w:hAnsi="Lato" w:cs="Times New Roman"/>
+          <w:color w:val="EE0000"/>
+          <w:kern w:val="0"/>
+          <w:sz w:val="24"/>
+          <w:szCs w:val="24"/>
+          <w:lang w:val="es-AR" w:eastAsia="pt-BR"/>
+          <w14:ligatures w14:val="none"/>
+        </w:rPr>
+        <w:t xml:space="preserve"> da tupla.</w:t>
       </w:r>
     </w:p>
     <w:p>
@@ -9132,6 +10793,7 @@
           <w:szCs w:val="28"/>
         </w:rPr>
       </w:pPr>
+      <w:proofErr w:type="spellStart"/>
       <w:r>
         <w:rPr>
           <w:b/>
@@ -9140,7 +10802,18 @@
           <w:szCs w:val="28"/>
           <w:lang w:val="es-AR"/>
         </w:rPr>
-        <w:t>minha_tupla = (1, 2, 3, 2, 4, 2)</w:t>
+        <w:t>minha_tupla</w:t>
+      </w:r>
+      <w:proofErr w:type="spellEnd"/>
+      <w:r>
+        <w:rPr>
+          <w:b/>
+          <w:bCs/>
+          <w:sz w:val="28"/>
+          <w:szCs w:val="28"/>
+          <w:lang w:val="es-AR"/>
+        </w:rPr>
+        <w:t xml:space="preserve"> = (1, 2, 3, 2, 4, 2)</w:t>
       </w:r>
     </w:p>
     <w:p>
@@ -9153,6 +10826,7 @@
           <w:szCs w:val="28"/>
         </w:rPr>
       </w:pPr>
+      <w:proofErr w:type="spellStart"/>
       <w:r>
         <w:rPr>
           <w:b/>
@@ -9161,7 +10835,29 @@
           <w:szCs w:val="28"/>
           <w:lang w:val="es-AR"/>
         </w:rPr>
-        <w:t>print (minha_tupla.</w:t>
+        <w:t>print</w:t>
+      </w:r>
+      <w:proofErr w:type="spellEnd"/>
+      <w:r>
+        <w:rPr>
+          <w:b/>
+          <w:bCs/>
+          <w:sz w:val="28"/>
+          <w:szCs w:val="28"/>
+          <w:lang w:val="es-AR"/>
+        </w:rPr>
+        <w:t xml:space="preserve"> (</w:t>
+      </w:r>
+      <w:proofErr w:type="spellStart"/>
+      <w:r>
+        <w:rPr>
+          <w:b/>
+          <w:bCs/>
+          <w:sz w:val="28"/>
+          <w:szCs w:val="28"/>
+          <w:lang w:val="es-AR"/>
+        </w:rPr>
+        <w:t>minha_tupla.</w:t>
       </w:r>
       <w:r>
         <w:rPr>
@@ -9174,6 +10870,7 @@
         </w:rPr>
         <w:t>index</w:t>
       </w:r>
+      <w:proofErr w:type="spellEnd"/>
       <w:r>
         <w:rPr>
           <w:b/>
@@ -9182,7 +10879,29 @@
           <w:szCs w:val="28"/>
           <w:lang w:val="es-AR"/>
         </w:rPr>
-        <w:t>(2))   # Saída: 1</w:t>
+        <w:t xml:space="preserve">(2))   # </w:t>
+      </w:r>
+      <w:proofErr w:type="spellStart"/>
+      <w:r>
+        <w:rPr>
+          <w:b/>
+          <w:bCs/>
+          <w:sz w:val="28"/>
+          <w:szCs w:val="28"/>
+          <w:lang w:val="es-AR"/>
+        </w:rPr>
+        <w:t>Saída</w:t>
+      </w:r>
+      <w:proofErr w:type="spellEnd"/>
+      <w:r>
+        <w:rPr>
+          <w:b/>
+          <w:bCs/>
+          <w:sz w:val="28"/>
+          <w:szCs w:val="28"/>
+          <w:lang w:val="es-AR"/>
+        </w:rPr>
+        <w:t>: 1</w:t>
       </w:r>
     </w:p>
     <w:p>
@@ -9195,6 +10914,7 @@
           <w:szCs w:val="28"/>
         </w:rPr>
       </w:pPr>
+      <w:proofErr w:type="spellStart"/>
       <w:r>
         <w:rPr>
           <w:b/>
@@ -9203,7 +10923,40 @@
           <w:szCs w:val="28"/>
           <w:lang w:val="es-AR"/>
         </w:rPr>
-        <w:t>print (minha_tupla.index(2, 2))   #Saída: 3</w:t>
+        <w:t>print</w:t>
+      </w:r>
+      <w:proofErr w:type="spellEnd"/>
+      <w:r>
+        <w:rPr>
+          <w:b/>
+          <w:bCs/>
+          <w:sz w:val="28"/>
+          <w:szCs w:val="28"/>
+          <w:lang w:val="es-AR"/>
+        </w:rPr>
+        <w:t xml:space="preserve"> (</w:t>
+      </w:r>
+      <w:proofErr w:type="spellStart"/>
+      <w:r>
+        <w:rPr>
+          <w:b/>
+          <w:bCs/>
+          <w:sz w:val="28"/>
+          <w:szCs w:val="28"/>
+          <w:lang w:val="es-AR"/>
+        </w:rPr>
+        <w:t>minha_tupla.index</w:t>
+      </w:r>
+      <w:proofErr w:type="spellEnd"/>
+      <w:r>
+        <w:rPr>
+          <w:b/>
+          <w:bCs/>
+          <w:sz w:val="28"/>
+          <w:szCs w:val="28"/>
+          <w:lang w:val="es-AR"/>
+        </w:rPr>
+        <w:t>(2, 2))   #Saída: 3</w:t>
       </w:r>
     </w:p>
     <w:p>
@@ -9217,6 +10970,7 @@
           <w:lang w:val="es-AR"/>
         </w:rPr>
       </w:pPr>
+      <w:proofErr w:type="spellStart"/>
       <w:r>
         <w:rPr>
           <w:b/>
@@ -9225,7 +10979,40 @@
           <w:szCs w:val="28"/>
           <w:lang w:val="es-AR"/>
         </w:rPr>
-        <w:t>print (minha_tupla.index(2, 2, 4))   #Saída: 3</w:t>
+        <w:t>print</w:t>
+      </w:r>
+      <w:proofErr w:type="spellEnd"/>
+      <w:r>
+        <w:rPr>
+          <w:b/>
+          <w:bCs/>
+          <w:sz w:val="28"/>
+          <w:szCs w:val="28"/>
+          <w:lang w:val="es-AR"/>
+        </w:rPr>
+        <w:t xml:space="preserve"> (</w:t>
+      </w:r>
+      <w:proofErr w:type="spellStart"/>
+      <w:r>
+        <w:rPr>
+          <w:b/>
+          <w:bCs/>
+          <w:sz w:val="28"/>
+          <w:szCs w:val="28"/>
+          <w:lang w:val="es-AR"/>
+        </w:rPr>
+        <w:t>minha_tupla.index</w:t>
+      </w:r>
+      <w:proofErr w:type="spellEnd"/>
+      <w:r>
+        <w:rPr>
+          <w:b/>
+          <w:bCs/>
+          <w:sz w:val="28"/>
+          <w:szCs w:val="28"/>
+          <w:lang w:val="es-AR"/>
+        </w:rPr>
+        <w:t>(2, 2, 4))   #Saída: 3</w:t>
       </w:r>
     </w:p>
     <w:p>
@@ -9259,7 +11046,29 @@
           <w:szCs w:val="28"/>
           <w:lang w:val="es-AR"/>
         </w:rPr>
-        <w:t>A impressão:</w:t>
+        <w:t xml:space="preserve">A </w:t>
+      </w:r>
+      <w:proofErr w:type="spellStart"/>
+      <w:r>
+        <w:rPr>
+          <w:b/>
+          <w:bCs/>
+          <w:sz w:val="28"/>
+          <w:szCs w:val="28"/>
+          <w:lang w:val="es-AR"/>
+        </w:rPr>
+        <w:t>impressão</w:t>
+      </w:r>
+      <w:proofErr w:type="spellEnd"/>
+      <w:r>
+        <w:rPr>
+          <w:b/>
+          <w:bCs/>
+          <w:sz w:val="28"/>
+          <w:szCs w:val="28"/>
+          <w:lang w:val="es-AR"/>
+        </w:rPr>
+        <w:t>:</w:t>
       </w:r>
     </w:p>
     <w:p>
@@ -9280,6 +11089,7 @@
           <w14:ligatures w14:val="none"/>
         </w:rPr>
       </w:pPr>
+      <w:proofErr w:type="spellStart"/>
       <w:r>
         <w:rPr>
           <w:b/>
@@ -9289,7 +11099,91 @@
           <w:szCs w:val="28"/>
           <w:lang w:val="es-AR"/>
         </w:rPr>
-        <w:t>Print (nome do vetor. Index ( e o índice)</w:t>
+        <w:t>Print</w:t>
+      </w:r>
+      <w:proofErr w:type="spellEnd"/>
+      <w:r>
+        <w:rPr>
+          <w:b/>
+          <w:bCs/>
+          <w:color w:val="EE0000"/>
+          <w:sz w:val="28"/>
+          <w:szCs w:val="28"/>
+          <w:lang w:val="es-AR"/>
+        </w:rPr>
+        <w:t xml:space="preserve"> (</w:t>
+      </w:r>
+      <w:proofErr w:type="spellStart"/>
+      <w:r>
+        <w:rPr>
+          <w:b/>
+          <w:bCs/>
+          <w:color w:val="EE0000"/>
+          <w:sz w:val="28"/>
+          <w:szCs w:val="28"/>
+          <w:lang w:val="es-AR"/>
+        </w:rPr>
+        <w:t>nome</w:t>
+      </w:r>
+      <w:proofErr w:type="spellEnd"/>
+      <w:r>
+        <w:rPr>
+          <w:b/>
+          <w:bCs/>
+          <w:color w:val="EE0000"/>
+          <w:sz w:val="28"/>
+          <w:szCs w:val="28"/>
+          <w:lang w:val="es-AR"/>
+        </w:rPr>
+        <w:t xml:space="preserve"> do </w:t>
+      </w:r>
+      <w:proofErr w:type="spellStart"/>
+      <w:r>
+        <w:rPr>
+          <w:b/>
+          <w:bCs/>
+          <w:color w:val="EE0000"/>
+          <w:sz w:val="28"/>
+          <w:szCs w:val="28"/>
+          <w:lang w:val="es-AR"/>
+        </w:rPr>
+        <w:t>vetor</w:t>
+      </w:r>
+      <w:proofErr w:type="spellEnd"/>
+      <w:r>
+        <w:rPr>
+          <w:b/>
+          <w:bCs/>
+          <w:color w:val="EE0000"/>
+          <w:sz w:val="28"/>
+          <w:szCs w:val="28"/>
+          <w:lang w:val="es-AR"/>
+        </w:rPr>
+        <w:t xml:space="preserve">. </w:t>
+      </w:r>
+      <w:proofErr w:type="spellStart"/>
+      <w:r>
+        <w:rPr>
+          <w:b/>
+          <w:bCs/>
+          <w:color w:val="EE0000"/>
+          <w:sz w:val="28"/>
+          <w:szCs w:val="28"/>
+          <w:lang w:val="es-AR"/>
+        </w:rPr>
+        <w:t>Index</w:t>
+      </w:r>
+      <w:proofErr w:type="spellEnd"/>
+      <w:r>
+        <w:rPr>
+          <w:b/>
+          <w:bCs/>
+          <w:color w:val="EE0000"/>
+          <w:sz w:val="28"/>
+          <w:szCs w:val="28"/>
+          <w:lang w:val="es-AR"/>
+        </w:rPr>
+        <w:t xml:space="preserve"> ( e o índice)</w:t>
       </w:r>
       <w:r>
         <w:rPr>
@@ -9333,7 +11227,163 @@
           <w:lang w:val="es-AR" w:eastAsia="pt-BR"/>
           <w14:ligatures w14:val="none"/>
         </w:rPr>
-        <w:t>o índice da primeira aparição de um elemento na tupla. Opcionalmente, pode-se especificar o início e fim da busca.</w:t>
+        <w:t xml:space="preserve">o índice da </w:t>
+      </w:r>
+      <w:proofErr w:type="spellStart"/>
+      <w:r>
+        <w:rPr>
+          <w:rFonts w:ascii="Lato" w:eastAsia="Times New Roman" w:hAnsi="Lato" w:cs="Times New Roman"/>
+          <w:color w:val="EE0000"/>
+          <w:kern w:val="0"/>
+          <w:sz w:val="24"/>
+          <w:szCs w:val="24"/>
+          <w:lang w:val="es-AR" w:eastAsia="pt-BR"/>
+          <w14:ligatures w14:val="none"/>
+        </w:rPr>
+        <w:t>primeira</w:t>
+      </w:r>
+      <w:proofErr w:type="spellEnd"/>
+      <w:r>
+        <w:rPr>
+          <w:rFonts w:ascii="Lato" w:eastAsia="Times New Roman" w:hAnsi="Lato" w:cs="Times New Roman"/>
+          <w:color w:val="EE0000"/>
+          <w:kern w:val="0"/>
+          <w:sz w:val="24"/>
+          <w:szCs w:val="24"/>
+          <w:lang w:val="es-AR" w:eastAsia="pt-BR"/>
+          <w14:ligatures w14:val="none"/>
+        </w:rPr>
+        <w:t xml:space="preserve"> </w:t>
+      </w:r>
+      <w:proofErr w:type="spellStart"/>
+      <w:r>
+        <w:rPr>
+          <w:rFonts w:ascii="Lato" w:eastAsia="Times New Roman" w:hAnsi="Lato" w:cs="Times New Roman"/>
+          <w:color w:val="EE0000"/>
+          <w:kern w:val="0"/>
+          <w:sz w:val="24"/>
+          <w:szCs w:val="24"/>
+          <w:lang w:val="es-AR" w:eastAsia="pt-BR"/>
+          <w14:ligatures w14:val="none"/>
+        </w:rPr>
+        <w:t>aparição</w:t>
+      </w:r>
+      <w:proofErr w:type="spellEnd"/>
+      <w:r>
+        <w:rPr>
+          <w:rFonts w:ascii="Lato" w:eastAsia="Times New Roman" w:hAnsi="Lato" w:cs="Times New Roman"/>
+          <w:color w:val="EE0000"/>
+          <w:kern w:val="0"/>
+          <w:sz w:val="24"/>
+          <w:szCs w:val="24"/>
+          <w:lang w:val="es-AR" w:eastAsia="pt-BR"/>
+          <w14:ligatures w14:val="none"/>
+        </w:rPr>
+        <w:t xml:space="preserve"> de </w:t>
+      </w:r>
+      <w:proofErr w:type="spellStart"/>
+      <w:r>
+        <w:rPr>
+          <w:rFonts w:ascii="Lato" w:eastAsia="Times New Roman" w:hAnsi="Lato" w:cs="Times New Roman"/>
+          <w:color w:val="EE0000"/>
+          <w:kern w:val="0"/>
+          <w:sz w:val="24"/>
+          <w:szCs w:val="24"/>
+          <w:lang w:val="es-AR" w:eastAsia="pt-BR"/>
+          <w14:ligatures w14:val="none"/>
+        </w:rPr>
+        <w:t>um</w:t>
+      </w:r>
+      <w:proofErr w:type="spellEnd"/>
+      <w:r>
+        <w:rPr>
+          <w:rFonts w:ascii="Lato" w:eastAsia="Times New Roman" w:hAnsi="Lato" w:cs="Times New Roman"/>
+          <w:color w:val="EE0000"/>
+          <w:kern w:val="0"/>
+          <w:sz w:val="24"/>
+          <w:szCs w:val="24"/>
+          <w:lang w:val="es-AR" w:eastAsia="pt-BR"/>
+          <w14:ligatures w14:val="none"/>
+        </w:rPr>
+        <w:t xml:space="preserve"> elemento </w:t>
+      </w:r>
+      <w:proofErr w:type="spellStart"/>
+      <w:r>
+        <w:rPr>
+          <w:rFonts w:ascii="Lato" w:eastAsia="Times New Roman" w:hAnsi="Lato" w:cs="Times New Roman"/>
+          <w:color w:val="EE0000"/>
+          <w:kern w:val="0"/>
+          <w:sz w:val="24"/>
+          <w:szCs w:val="24"/>
+          <w:lang w:val="es-AR" w:eastAsia="pt-BR"/>
+          <w14:ligatures w14:val="none"/>
+        </w:rPr>
+        <w:t>na</w:t>
+      </w:r>
+      <w:proofErr w:type="spellEnd"/>
+      <w:r>
+        <w:rPr>
+          <w:rFonts w:ascii="Lato" w:eastAsia="Times New Roman" w:hAnsi="Lato" w:cs="Times New Roman"/>
+          <w:color w:val="EE0000"/>
+          <w:kern w:val="0"/>
+          <w:sz w:val="24"/>
+          <w:szCs w:val="24"/>
+          <w:lang w:val="es-AR" w:eastAsia="pt-BR"/>
+          <w14:ligatures w14:val="none"/>
+        </w:rPr>
+        <w:t xml:space="preserve"> tupla. Opcionalmente, pode-se especificar o </w:t>
+      </w:r>
+      <w:proofErr w:type="spellStart"/>
+      <w:r>
+        <w:rPr>
+          <w:rFonts w:ascii="Lato" w:eastAsia="Times New Roman" w:hAnsi="Lato" w:cs="Times New Roman"/>
+          <w:color w:val="EE0000"/>
+          <w:kern w:val="0"/>
+          <w:sz w:val="24"/>
+          <w:szCs w:val="24"/>
+          <w:lang w:val="es-AR" w:eastAsia="pt-BR"/>
+          <w14:ligatures w14:val="none"/>
+        </w:rPr>
+        <w:t>início</w:t>
+      </w:r>
+      <w:proofErr w:type="spellEnd"/>
+      <w:r>
+        <w:rPr>
+          <w:rFonts w:ascii="Lato" w:eastAsia="Times New Roman" w:hAnsi="Lato" w:cs="Times New Roman"/>
+          <w:color w:val="EE0000"/>
+          <w:kern w:val="0"/>
+          <w:sz w:val="24"/>
+          <w:szCs w:val="24"/>
+          <w:lang w:val="es-AR" w:eastAsia="pt-BR"/>
+          <w14:ligatures w14:val="none"/>
+        </w:rPr>
+        <w:t xml:space="preserve"> e </w:t>
+      </w:r>
+      <w:proofErr w:type="spellStart"/>
+      <w:r>
+        <w:rPr>
+          <w:rFonts w:ascii="Lato" w:eastAsia="Times New Roman" w:hAnsi="Lato" w:cs="Times New Roman"/>
+          <w:color w:val="EE0000"/>
+          <w:kern w:val="0"/>
+          <w:sz w:val="24"/>
+          <w:szCs w:val="24"/>
+          <w:lang w:val="es-AR" w:eastAsia="pt-BR"/>
+          <w14:ligatures w14:val="none"/>
+        </w:rPr>
+        <w:t>fim</w:t>
+      </w:r>
+      <w:proofErr w:type="spellEnd"/>
+      <w:r>
+        <w:rPr>
+          <w:rFonts w:ascii="Lato" w:eastAsia="Times New Roman" w:hAnsi="Lato" w:cs="Times New Roman"/>
+          <w:color w:val="EE0000"/>
+          <w:kern w:val="0"/>
+          <w:sz w:val="24"/>
+          <w:szCs w:val="24"/>
+          <w:lang w:val="es-AR" w:eastAsia="pt-BR"/>
+          <w14:ligatures w14:val="none"/>
+        </w:rPr>
+        <w:t xml:space="preserve"> da busca.</w:t>
       </w:r>
       <w:r>
         <w:rPr>
@@ -9423,6 +11473,7 @@
           <w:szCs w:val="28"/>
         </w:rPr>
       </w:pPr>
+      <w:proofErr w:type="spellStart"/>
       <w:r>
         <w:rPr>
           <w:b/>
@@ -9432,6 +11483,7 @@
         </w:rPr>
         <w:t>python</w:t>
       </w:r>
+      <w:proofErr w:type="spellEnd"/>
     </w:p>
     <w:p>
       <w:pPr>
@@ -9443,14 +11495,25 @@
           <w:szCs w:val="28"/>
         </w:rPr>
       </w:pPr>
-      <w:r>
-        <w:rPr>
-          <w:b/>
-          <w:bCs/>
-          <w:sz w:val="28"/>
-          <w:szCs w:val="28"/>
-        </w:rPr>
-        <w:t>minha_tupla = (1, 2, 3, 2, 4, 2)</w:t>
+      <w:proofErr w:type="spellStart"/>
+      <w:r>
+        <w:rPr>
+          <w:b/>
+          <w:bCs/>
+          <w:sz w:val="28"/>
+          <w:szCs w:val="28"/>
+        </w:rPr>
+        <w:t>minha_tupla</w:t>
+      </w:r>
+      <w:proofErr w:type="spellEnd"/>
+      <w:r>
+        <w:rPr>
+          <w:b/>
+          <w:bCs/>
+          <w:sz w:val="28"/>
+          <w:szCs w:val="28"/>
+        </w:rPr>
+        <w:t xml:space="preserve"> = (1, 2, 3, 2, 4, 2)</w:t>
       </w:r>
     </w:p>
     <w:p>
@@ -9640,6 +11703,7 @@
           <w:szCs w:val="28"/>
         </w:rPr>
       </w:pPr>
+      <w:proofErr w:type="spellStart"/>
       <w:r>
         <w:rPr>
           <w:b/>
@@ -9649,6 +11713,7 @@
         </w:rPr>
         <w:t>python</w:t>
       </w:r>
+      <w:proofErr w:type="spellEnd"/>
     </w:p>
     <w:p>
       <w:pPr>
@@ -9667,7 +11732,27 @@
           <w:sz w:val="28"/>
           <w:szCs w:val="28"/>
         </w:rPr>
-        <w:t>print(minha_tupla.index(2))   # Saída: 1</w:t>
+        <w:t>print(</w:t>
+      </w:r>
+      <w:proofErr w:type="spellStart"/>
+      <w:r>
+        <w:rPr>
+          <w:b/>
+          <w:bCs/>
+          <w:sz w:val="28"/>
+          <w:szCs w:val="28"/>
+        </w:rPr>
+        <w:t>minha_tupla.index</w:t>
+      </w:r>
+      <w:proofErr w:type="spellEnd"/>
+      <w:r>
+        <w:rPr>
+          <w:b/>
+          <w:bCs/>
+          <w:sz w:val="28"/>
+          <w:szCs w:val="28"/>
+        </w:rPr>
+        <w:t>(2))   # Saída: 1</w:t>
       </w:r>
     </w:p>
     <w:p>
@@ -9730,6 +11815,7 @@
           <w:szCs w:val="28"/>
         </w:rPr>
       </w:pPr>
+      <w:proofErr w:type="spellStart"/>
       <w:r>
         <w:rPr>
           <w:b/>
@@ -9739,6 +11825,7 @@
         </w:rPr>
         <w:t>python</w:t>
       </w:r>
+      <w:proofErr w:type="spellEnd"/>
     </w:p>
     <w:p>
       <w:pPr>
@@ -9757,7 +11844,27 @@
           <w:sz w:val="28"/>
           <w:szCs w:val="28"/>
         </w:rPr>
-        <w:t>print(minha_tupla.index(2, 2))   # Saída: 3</w:t>
+        <w:t>print(</w:t>
+      </w:r>
+      <w:proofErr w:type="spellStart"/>
+      <w:r>
+        <w:rPr>
+          <w:b/>
+          <w:bCs/>
+          <w:sz w:val="28"/>
+          <w:szCs w:val="28"/>
+        </w:rPr>
+        <w:t>minha_tupla.index</w:t>
+      </w:r>
+      <w:proofErr w:type="spellEnd"/>
+      <w:r>
+        <w:rPr>
+          <w:b/>
+          <w:bCs/>
+          <w:sz w:val="28"/>
+          <w:szCs w:val="28"/>
+        </w:rPr>
+        <w:t>(2, 2))   # Saída: 3</w:t>
       </w:r>
     </w:p>
     <w:p>
@@ -9886,6 +11993,7 @@
           <w:szCs w:val="28"/>
         </w:rPr>
       </w:pPr>
+      <w:proofErr w:type="spellStart"/>
       <w:r>
         <w:rPr>
           <w:b/>
@@ -9895,6 +12003,7 @@
         </w:rPr>
         <w:t>python</w:t>
       </w:r>
+      <w:proofErr w:type="spellEnd"/>
     </w:p>
     <w:p>
       <w:pPr>
@@ -9913,7 +12022,27 @@
           <w:sz w:val="28"/>
           <w:szCs w:val="28"/>
         </w:rPr>
-        <w:t>print(minha_tupla.index(2, 2, 4))   # Saída: 3</w:t>
+        <w:t>print(</w:t>
+      </w:r>
+      <w:proofErr w:type="spellStart"/>
+      <w:r>
+        <w:rPr>
+          <w:b/>
+          <w:bCs/>
+          <w:sz w:val="28"/>
+          <w:szCs w:val="28"/>
+        </w:rPr>
+        <w:t>minha_tupla.index</w:t>
+      </w:r>
+      <w:proofErr w:type="spellEnd"/>
+      <w:r>
+        <w:rPr>
+          <w:b/>
+          <w:bCs/>
+          <w:sz w:val="28"/>
+          <w:szCs w:val="28"/>
+        </w:rPr>
+        <w:t>(2, 2, 4))   # Saída: 3</w:t>
       </w:r>
     </w:p>
     <w:p>
@@ -10109,7 +12238,31 @@
           <w:sz w:val="28"/>
           <w:szCs w:val="28"/>
         </w:rPr>
-        <w:t>E se eu usar minha_tupla.index(2, 2, 5) (do jeito que você tentou, só corrigindo o .index)?</w:t>
+        <w:t xml:space="preserve">E se eu usar </w:t>
+      </w:r>
+      <w:proofErr w:type="spellStart"/>
+      <w:r>
+        <w:rPr>
+          <w:rFonts w:ascii="Segoe UI Emoji" w:hAnsi="Segoe UI Emoji" w:cs="Segoe UI Emoji"/>
+          <w:b/>
+          <w:bCs/>
+          <w:color w:val="EE0000"/>
+          <w:sz w:val="28"/>
+          <w:szCs w:val="28"/>
+        </w:rPr>
+        <w:t>minha_tupla.index</w:t>
+      </w:r>
+      <w:proofErr w:type="spellEnd"/>
+      <w:r>
+        <w:rPr>
+          <w:rFonts w:ascii="Segoe UI Emoji" w:hAnsi="Segoe UI Emoji" w:cs="Segoe UI Emoji"/>
+          <w:b/>
+          <w:bCs/>
+          <w:color w:val="EE0000"/>
+          <w:sz w:val="28"/>
+          <w:szCs w:val="28"/>
+        </w:rPr>
+        <w:t>(2, 2, 5) (do jeito que você tentou, só corrigindo o .index)?</w:t>
       </w:r>
     </w:p>
     <w:p>
@@ -10850,16 +13003,58 @@
           <w:sz w:val="24"/>
           <w:szCs w:val="24"/>
         </w:rPr>
-        <w:t xml:space="preserve">também pode utilizar o método get() </w:t>
-      </w:r>
-      <w:r>
-        <w:rPr>
-          <w:b/>
-          <w:bCs/>
-          <w:sz w:val="24"/>
-          <w:szCs w:val="24"/>
-        </w:rPr>
-        <w:t>para obter o valor de uma chave. Se a chave não existir, retorna um valor padrão (por padrão, None).</w:t>
+        <w:t xml:space="preserve">também pode utilizar o método </w:t>
+      </w:r>
+      <w:proofErr w:type="spellStart"/>
+      <w:r>
+        <w:rPr>
+          <w:b/>
+          <w:bCs/>
+          <w:color w:val="EE0000"/>
+          <w:sz w:val="24"/>
+          <w:szCs w:val="24"/>
+        </w:rPr>
+        <w:t>get</w:t>
+      </w:r>
+      <w:proofErr w:type="spellEnd"/>
+      <w:r>
+        <w:rPr>
+          <w:b/>
+          <w:bCs/>
+          <w:color w:val="EE0000"/>
+          <w:sz w:val="24"/>
+          <w:szCs w:val="24"/>
+        </w:rPr>
+        <w:t xml:space="preserve">() </w:t>
+      </w:r>
+      <w:r>
+        <w:rPr>
+          <w:b/>
+          <w:bCs/>
+          <w:sz w:val="24"/>
+          <w:szCs w:val="24"/>
+        </w:rPr>
+        <w:t xml:space="preserve">para obter o valor de uma chave. Se a chave não existir, retorna um valor padrão (por padrão, </w:t>
+      </w:r>
+      <w:proofErr w:type="spellStart"/>
+      <w:r>
+        <w:rPr>
+          <w:b/>
+          <w:bCs/>
+          <w:sz w:val="24"/>
+          <w:szCs w:val="24"/>
+        </w:rPr>
+        <w:t>None</w:t>
+      </w:r>
+      <w:proofErr w:type="spellEnd"/>
+      <w:r>
+        <w:rPr>
+          <w:b/>
+          <w:bCs/>
+          <w:sz w:val="24"/>
+          <w:szCs w:val="24"/>
+        </w:rPr>
+        <w:t>).</w:t>
       </w:r>
     </w:p>
     <w:p>
@@ -10959,14 +13154,25 @@
           <w:szCs w:val="24"/>
         </w:rPr>
       </w:pPr>
-      <w:r>
-        <w:rPr>
-          <w:b/>
-          <w:bCs/>
-          <w:sz w:val="24"/>
-          <w:szCs w:val="24"/>
-        </w:rPr>
-        <w:t>keys(): </w:t>
+      <w:proofErr w:type="spellStart"/>
+      <w:r>
+        <w:rPr>
+          <w:b/>
+          <w:bCs/>
+          <w:sz w:val="24"/>
+          <w:szCs w:val="24"/>
+        </w:rPr>
+        <w:t>keys</w:t>
+      </w:r>
+      <w:proofErr w:type="spellEnd"/>
+      <w:r>
+        <w:rPr>
+          <w:b/>
+          <w:bCs/>
+          <w:sz w:val="24"/>
+          <w:szCs w:val="24"/>
+        </w:rPr>
+        <w:t>(): </w:t>
       </w:r>
       <w:r>
         <w:rPr>
@@ -11020,14 +13226,25 @@
           <w:szCs w:val="24"/>
         </w:rPr>
       </w:pPr>
-      <w:r>
-        <w:rPr>
-          <w:b/>
-          <w:bCs/>
-          <w:sz w:val="24"/>
-          <w:szCs w:val="24"/>
-        </w:rPr>
-        <w:t>values(): </w:t>
+      <w:proofErr w:type="spellStart"/>
+      <w:r>
+        <w:rPr>
+          <w:b/>
+          <w:bCs/>
+          <w:sz w:val="24"/>
+          <w:szCs w:val="24"/>
+        </w:rPr>
+        <w:t>values</w:t>
+      </w:r>
+      <w:proofErr w:type="spellEnd"/>
+      <w:r>
+        <w:rPr>
+          <w:b/>
+          <w:bCs/>
+          <w:sz w:val="24"/>
+          <w:szCs w:val="24"/>
+        </w:rPr>
+        <w:t>(): </w:t>
       </w:r>
       <w:r>
         <w:rPr>
@@ -11082,14 +13299,25 @@
           <w:szCs w:val="24"/>
         </w:rPr>
       </w:pPr>
-      <w:r>
-        <w:rPr>
-          <w:b/>
-          <w:bCs/>
-          <w:sz w:val="24"/>
-          <w:szCs w:val="24"/>
-        </w:rPr>
-        <w:t>items(): </w:t>
+      <w:proofErr w:type="spellStart"/>
+      <w:r>
+        <w:rPr>
+          <w:b/>
+          <w:bCs/>
+          <w:sz w:val="24"/>
+          <w:szCs w:val="24"/>
+        </w:rPr>
+        <w:t>items</w:t>
+      </w:r>
+      <w:proofErr w:type="spellEnd"/>
+      <w:r>
+        <w:rPr>
+          <w:b/>
+          <w:bCs/>
+          <w:sz w:val="24"/>
+          <w:szCs w:val="24"/>
+        </w:rPr>
+        <w:t>(): </w:t>
       </w:r>
       <w:r>
         <w:rPr>
@@ -11123,7 +13351,27 @@
           <w:sz w:val="24"/>
           <w:szCs w:val="24"/>
         </w:rPr>
-        <w:t>update(outro_dicionario): </w:t>
+        <w:t>update(</w:t>
+      </w:r>
+      <w:proofErr w:type="spellStart"/>
+      <w:r>
+        <w:rPr>
+          <w:b/>
+          <w:bCs/>
+          <w:sz w:val="24"/>
+          <w:szCs w:val="24"/>
+        </w:rPr>
+        <w:t>outro_dicionario</w:t>
+      </w:r>
+      <w:proofErr w:type="spellEnd"/>
+      <w:r>
+        <w:rPr>
+          <w:b/>
+          <w:bCs/>
+          <w:sz w:val="24"/>
+          <w:szCs w:val="24"/>
+        </w:rPr>
+        <w:t>): </w:t>
       </w:r>
       <w:r>
         <w:rPr>
@@ -11253,6 +13501,7 @@
           <w:szCs w:val="24"/>
         </w:rPr>
       </w:pPr>
+      <w:proofErr w:type="spellStart"/>
       <w:r>
         <w:rPr>
           <w:b/>
@@ -11261,7 +13510,17 @@
           <w:szCs w:val="24"/>
         </w:rPr>
         <w:lastRenderedPageBreak/>
-        <w:t xml:space="preserve">Values: os valores : </w:t>
+        <w:t>Values</w:t>
+      </w:r>
+      <w:proofErr w:type="spellEnd"/>
+      <w:r>
+        <w:rPr>
+          <w:b/>
+          <w:bCs/>
+          <w:sz w:val="24"/>
+          <w:szCs w:val="24"/>
+        </w:rPr>
+        <w:t xml:space="preserve">: os valores : </w:t>
       </w:r>
       <w:r>
         <w:rPr>
@@ -11283,6 +13542,7 @@
           <w:szCs w:val="24"/>
         </w:rPr>
       </w:pPr>
+      <w:proofErr w:type="spellStart"/>
       <w:r>
         <w:rPr>
           <w:b/>
@@ -11308,7 +13568,17 @@
           <w:sz w:val="24"/>
           <w:szCs w:val="24"/>
         </w:rPr>
-        <w:t>s.  Visualização de todos os pares chave-valor ( Tudo)</w:t>
+        <w:t>s</w:t>
+      </w:r>
+      <w:proofErr w:type="spellEnd"/>
+      <w:r>
+        <w:rPr>
+          <w:b/>
+          <w:bCs/>
+          <w:sz w:val="24"/>
+          <w:szCs w:val="24"/>
+        </w:rPr>
+        <w:t>.  Visualização de todos os pares chave-valor ( Tudo)</w:t>
       </w:r>
       <w:r>
         <w:rPr>
@@ -11337,8 +13607,19 @@
           <w:sz w:val="24"/>
           <w:szCs w:val="24"/>
         </w:rPr>
-        <w:t>update(outro_dicionario</w:t>
-      </w:r>
+        <w:t>update(</w:t>
+      </w:r>
+      <w:proofErr w:type="spellStart"/>
+      <w:r>
+        <w:rPr>
+          <w:b/>
+          <w:bCs/>
+          <w:sz w:val="24"/>
+          <w:szCs w:val="24"/>
+        </w:rPr>
+        <w:t>outro_dicionario</w:t>
+      </w:r>
+      <w:proofErr w:type="spellEnd"/>
       <w:r>
         <w:rPr>
           <w:b/>
@@ -11464,8 +13745,19 @@
           <w:sz w:val="24"/>
           <w:szCs w:val="24"/>
         </w:rPr>
-        <w:t>Print (pessoas.keys</w:t>
-      </w:r>
+        <w:t>Print (</w:t>
+      </w:r>
+      <w:proofErr w:type="spellStart"/>
+      <w:r>
+        <w:rPr>
+          <w:b/>
+          <w:bCs/>
+          <w:sz w:val="24"/>
+          <w:szCs w:val="24"/>
+        </w:rPr>
+        <w:t>pessoas.keys</w:t>
+      </w:r>
+      <w:proofErr w:type="spellEnd"/>
       <w:r>
         <w:rPr>
           <w:b/>
@@ -11502,7 +13794,27 @@
           <w:sz w:val="24"/>
           <w:szCs w:val="24"/>
         </w:rPr>
-        <w:t>Print(pessoas.volues())</w:t>
+        <w:t>Print(</w:t>
+      </w:r>
+      <w:proofErr w:type="spellStart"/>
+      <w:r>
+        <w:rPr>
+          <w:b/>
+          <w:bCs/>
+          <w:sz w:val="24"/>
+          <w:szCs w:val="24"/>
+        </w:rPr>
+        <w:t>pessoas.volues</w:t>
+      </w:r>
+      <w:proofErr w:type="spellEnd"/>
+      <w:r>
+        <w:rPr>
+          <w:b/>
+          <w:bCs/>
+          <w:sz w:val="24"/>
+          <w:szCs w:val="24"/>
+        </w:rPr>
+        <w:t>())</w:t>
       </w:r>
       <w:r>
         <w:rPr>
@@ -11531,16 +13843,36 @@
           <w:sz w:val="24"/>
           <w:szCs w:val="24"/>
         </w:rPr>
-        <w:t>Print(pessoa.</w:t>
-      </w:r>
-      <w:r>
-        <w:rPr>
-          <w:b/>
-          <w:bCs/>
-          <w:sz w:val="24"/>
-          <w:szCs w:val="24"/>
-        </w:rPr>
-        <w:t>itens ()) todos os itens</w:t>
+        <w:t>Print(</w:t>
+      </w:r>
+      <w:proofErr w:type="spellStart"/>
+      <w:r>
+        <w:rPr>
+          <w:b/>
+          <w:bCs/>
+          <w:sz w:val="24"/>
+          <w:szCs w:val="24"/>
+        </w:rPr>
+        <w:t>pessoa.</w:t>
+      </w:r>
+      <w:r>
+        <w:rPr>
+          <w:b/>
+          <w:bCs/>
+          <w:sz w:val="24"/>
+          <w:szCs w:val="24"/>
+        </w:rPr>
+        <w:t>itens</w:t>
+      </w:r>
+      <w:proofErr w:type="spellEnd"/>
+      <w:r>
+        <w:rPr>
+          <w:b/>
+          <w:bCs/>
+          <w:sz w:val="24"/>
+          <w:szCs w:val="24"/>
+        </w:rPr>
+        <w:t xml:space="preserve"> ()) todos os itens</w:t>
       </w:r>
     </w:p>
     <w:p>
@@ -12507,6 +14839,7 @@
           <w:szCs w:val="24"/>
         </w:rPr>
       </w:pPr>
+      <w:proofErr w:type="spellStart"/>
       <w:r>
         <w:rPr>
           <w:b/>
@@ -12516,6 +14849,7 @@
         </w:rPr>
         <w:t>python</w:t>
       </w:r>
+      <w:proofErr w:type="spellEnd"/>
     </w:p>
     <w:p>
       <w:pPr>
@@ -12567,6 +14901,7 @@
           <w:szCs w:val="24"/>
         </w:rPr>
       </w:pPr>
+      <w:proofErr w:type="spellStart"/>
       <w:r>
         <w:rPr>
           <w:b/>
@@ -12576,6 +14911,7 @@
         </w:rPr>
         <w:t>python</w:t>
       </w:r>
+      <w:proofErr w:type="spellEnd"/>
     </w:p>
     <w:p>
       <w:pPr>
@@ -13040,14 +15376,25 @@
           <w:szCs w:val="24"/>
         </w:rPr>
       </w:pPr>
-      <w:r>
-        <w:rPr>
-          <w:b/>
-          <w:bCs/>
-          <w:sz w:val="24"/>
-          <w:szCs w:val="24"/>
-        </w:rPr>
-        <w:t xml:space="preserve">add(elemento): </w:t>
+      <w:proofErr w:type="spellStart"/>
+      <w:r>
+        <w:rPr>
+          <w:b/>
+          <w:bCs/>
+          <w:sz w:val="24"/>
+          <w:szCs w:val="24"/>
+        </w:rPr>
+        <w:t>add</w:t>
+      </w:r>
+      <w:proofErr w:type="spellEnd"/>
+      <w:r>
+        <w:rPr>
+          <w:b/>
+          <w:bCs/>
+          <w:sz w:val="24"/>
+          <w:szCs w:val="24"/>
+        </w:rPr>
+        <w:t xml:space="preserve">(elemento): </w:t>
       </w:r>
       <w:r>
         <w:rPr>
@@ -13143,14 +15490,25 @@
           <w:szCs w:val="24"/>
         </w:rPr>
       </w:pPr>
-      <w:r>
-        <w:rPr>
-          <w:b/>
-          <w:bCs/>
-          <w:sz w:val="24"/>
-          <w:szCs w:val="24"/>
-        </w:rPr>
-        <w:t xml:space="preserve">discard(elemento): </w:t>
+      <w:proofErr w:type="spellStart"/>
+      <w:r>
+        <w:rPr>
+          <w:b/>
+          <w:bCs/>
+          <w:sz w:val="24"/>
+          <w:szCs w:val="24"/>
+        </w:rPr>
+        <w:t>discard</w:t>
+      </w:r>
+      <w:proofErr w:type="spellEnd"/>
+      <w:r>
+        <w:rPr>
+          <w:b/>
+          <w:bCs/>
+          <w:sz w:val="24"/>
+          <w:szCs w:val="24"/>
+        </w:rPr>
+        <w:t xml:space="preserve">(elemento): </w:t>
       </w:r>
       <w:r>
         <w:rPr>
@@ -13205,14 +15563,25 @@
           <w:szCs w:val="24"/>
         </w:rPr>
       </w:pPr>
-      <w:r>
-        <w:rPr>
-          <w:b/>
-          <w:bCs/>
-          <w:sz w:val="24"/>
-          <w:szCs w:val="24"/>
-        </w:rPr>
-        <w:t xml:space="preserve">clear(): </w:t>
+      <w:proofErr w:type="spellStart"/>
+      <w:r>
+        <w:rPr>
+          <w:b/>
+          <w:bCs/>
+          <w:sz w:val="24"/>
+          <w:szCs w:val="24"/>
+        </w:rPr>
+        <w:t>clear</w:t>
+      </w:r>
+      <w:proofErr w:type="spellEnd"/>
+      <w:r>
+        <w:rPr>
+          <w:b/>
+          <w:bCs/>
+          <w:sz w:val="24"/>
+          <w:szCs w:val="24"/>
+        </w:rPr>
+        <w:t xml:space="preserve">(): </w:t>
       </w:r>
       <w:r>
         <w:rPr>
@@ -13954,6 +16323,7 @@
         </w:rPr>
         <w:t xml:space="preserve">utilizamos a palavra-chave </w:t>
       </w:r>
+      <w:proofErr w:type="spellStart"/>
       <w:r>
         <w:rPr>
           <w:b/>
@@ -13961,7 +16331,17 @@
           <w:sz w:val="144"/>
           <w:szCs w:val="144"/>
         </w:rPr>
-        <w:t>def  </w:t>
+        <w:t>def</w:t>
+      </w:r>
+      <w:proofErr w:type="spellEnd"/>
+      <w:r>
+        <w:rPr>
+          <w:b/>
+          <w:bCs/>
+          <w:sz w:val="144"/>
+          <w:szCs w:val="144"/>
+        </w:rPr>
+        <w:t>  </w:t>
       </w:r>
       <w:r>
         <w:rPr>
@@ -14242,6 +16622,7 @@
           <w:szCs w:val="48"/>
         </w:rPr>
       </w:pPr>
+      <w:proofErr w:type="spellStart"/>
       <w:r>
         <w:rPr>
           <w:b/>
@@ -14252,6 +16633,7 @@
         </w:rPr>
         <w:t>Def</w:t>
       </w:r>
+      <w:proofErr w:type="spellEnd"/>
       <w:r>
         <w:rPr>
           <w:b/>
@@ -14643,6 +17025,7 @@
         </w:rPr>
         <w:t>As funções podem retornar valores usando a palavra-chave </w:t>
       </w:r>
+      <w:proofErr w:type="spellStart"/>
       <w:r>
         <w:rPr>
           <w:b/>
@@ -14654,6 +17037,7 @@
         </w:rPr>
         <w:t>return</w:t>
       </w:r>
+      <w:proofErr w:type="spellEnd"/>
     </w:p>
     <w:p>
       <w:pPr>
@@ -14849,7 +17233,47 @@
           <w:sz w:val="28"/>
           <w:szCs w:val="28"/>
         </w:rPr>
-        <w:t>O def é como se você tivesse dizendo: "vou construir uma máquina agora, e o nome dela vai ser fazer_suco"</w:t>
+        <w:t xml:space="preserve">O </w:t>
+      </w:r>
+      <w:proofErr w:type="spellStart"/>
+      <w:r>
+        <w:rPr>
+          <w:b/>
+          <w:bCs/>
+          <w:sz w:val="28"/>
+          <w:szCs w:val="28"/>
+        </w:rPr>
+        <w:t>def</w:t>
+      </w:r>
+      <w:proofErr w:type="spellEnd"/>
+      <w:r>
+        <w:rPr>
+          <w:b/>
+          <w:bCs/>
+          <w:sz w:val="28"/>
+          <w:szCs w:val="28"/>
+        </w:rPr>
+        <w:t xml:space="preserve"> é como se você tivesse dizendo: "vou construir uma máquina agora, e o nome dela vai ser </w:t>
+      </w:r>
+      <w:proofErr w:type="spellStart"/>
+      <w:r>
+        <w:rPr>
+          <w:b/>
+          <w:bCs/>
+          <w:sz w:val="28"/>
+          <w:szCs w:val="28"/>
+        </w:rPr>
+        <w:t>fazer_suco</w:t>
+      </w:r>
+      <w:proofErr w:type="spellEnd"/>
+      <w:r>
+        <w:rPr>
+          <w:b/>
+          <w:bCs/>
+          <w:sz w:val="28"/>
+          <w:szCs w:val="28"/>
+        </w:rPr>
+        <w:t>"</w:t>
       </w:r>
     </w:p>
     <w:p>
@@ -15213,7 +17637,29 @@
           <w:szCs w:val="28"/>
           <w:highlight w:val="yellow"/>
         </w:rPr>
-        <w:t>E o que é o return?</w:t>
+        <w:t xml:space="preserve">E o que é o </w:t>
+      </w:r>
+      <w:proofErr w:type="spellStart"/>
+      <w:r>
+        <w:rPr>
+          <w:b/>
+          <w:bCs/>
+          <w:sz w:val="28"/>
+          <w:szCs w:val="28"/>
+          <w:highlight w:val="yellow"/>
+        </w:rPr>
+        <w:t>return</w:t>
+      </w:r>
+      <w:proofErr w:type="spellEnd"/>
+      <w:r>
+        <w:rPr>
+          <w:b/>
+          <w:bCs/>
+          <w:sz w:val="28"/>
+          <w:szCs w:val="28"/>
+          <w:highlight w:val="yellow"/>
+        </w:rPr>
+        <w:t>?</w:t>
       </w:r>
     </w:p>
     <w:p>
@@ -15253,7 +17699,27 @@
           <w:sz w:val="28"/>
           <w:szCs w:val="28"/>
         </w:rPr>
-        <w:t xml:space="preserve">O return é a torneirinha da máquina que realmente entrega o suco pra você levar embora </w:t>
+        <w:t xml:space="preserve">O </w:t>
+      </w:r>
+      <w:proofErr w:type="spellStart"/>
+      <w:r>
+        <w:rPr>
+          <w:b/>
+          <w:bCs/>
+          <w:sz w:val="28"/>
+          <w:szCs w:val="28"/>
+        </w:rPr>
+        <w:t>return</w:t>
+      </w:r>
+      <w:proofErr w:type="spellEnd"/>
+      <w:r>
+        <w:rPr>
+          <w:b/>
+          <w:bCs/>
+          <w:sz w:val="28"/>
+          <w:szCs w:val="28"/>
+        </w:rPr>
+        <w:t xml:space="preserve"> é a torneirinha da máquina que realmente entrega o suco pra você levar embora </w:t>
       </w:r>
       <w:r>
         <w:rPr>
@@ -15497,15 +17963,27 @@
         </w:rPr>
         <w:t xml:space="preserve"> e </w:t>
       </w:r>
-      <w:r>
-        <w:rPr>
-          <w:b/>
-          <w:bCs/>
-          <w:color w:val="EE0000"/>
-          <w:sz w:val="28"/>
-          <w:szCs w:val="28"/>
-        </w:rPr>
-        <w:t xml:space="preserve">return </w:t>
+      <w:proofErr w:type="spellStart"/>
+      <w:r>
+        <w:rPr>
+          <w:b/>
+          <w:bCs/>
+          <w:color w:val="EE0000"/>
+          <w:sz w:val="28"/>
+          <w:szCs w:val="28"/>
+        </w:rPr>
+        <w:t>return</w:t>
+      </w:r>
+      <w:proofErr w:type="spellEnd"/>
+      <w:r>
+        <w:rPr>
+          <w:b/>
+          <w:bCs/>
+          <w:color w:val="EE0000"/>
+          <w:sz w:val="28"/>
+          <w:szCs w:val="28"/>
+        </w:rPr>
+        <w:t xml:space="preserve"> </w:t>
       </w:r>
       <w:r>
         <w:rPr>
@@ -15584,14 +18062,25 @@
           <w:highlight w:val="green"/>
         </w:rPr>
       </w:pPr>
-      <w:r>
-        <w:rPr>
-          <w:b/>
-          <w:bCs/>
-          <w:sz w:val="28"/>
-          <w:szCs w:val="28"/>
-        </w:rPr>
-        <w:t xml:space="preserve">return </w:t>
+      <w:proofErr w:type="spellStart"/>
+      <w:r>
+        <w:rPr>
+          <w:b/>
+          <w:bCs/>
+          <w:sz w:val="28"/>
+          <w:szCs w:val="28"/>
+        </w:rPr>
+        <w:t>return</w:t>
+      </w:r>
+      <w:proofErr w:type="spellEnd"/>
+      <w:r>
+        <w:rPr>
+          <w:b/>
+          <w:bCs/>
+          <w:sz w:val="28"/>
+          <w:szCs w:val="28"/>
+        </w:rPr>
+        <w:t xml:space="preserve"> </w:t>
       </w:r>
       <w:r>
         <w:rPr>
@@ -15688,6 +18177,115 @@
           <w:szCs w:val="40"/>
         </w:rPr>
       </w:pPr>
+    </w:p>
+    <w:p>
+      <w:pPr>
+        <w:ind w:left="360"/>
+        <w:rPr>
+          <w:b/>
+          <w:bCs/>
+          <w:color w:val="EE0000"/>
+          <w:sz w:val="40"/>
+          <w:szCs w:val="40"/>
+        </w:rPr>
+      </w:pPr>
+      <w:r>
+        <w:rPr>
+          <w:b/>
+          <w:bCs/>
+          <w:color w:val="EE0000"/>
+          <w:sz w:val="40"/>
+          <w:szCs w:val="40"/>
+        </w:rPr>
+        <w:t>Definição e chamada de funções</w:t>
+      </w:r>
+    </w:p>
+    <w:p>
+      <w:pPr>
+        <w:ind w:left="360"/>
+        <w:rPr>
+          <w:b/>
+          <w:bCs/>
+          <w:sz w:val="52"/>
+          <w:szCs w:val="52"/>
+        </w:rPr>
+      </w:pPr>
+      <w:proofErr w:type="spellStart"/>
+      <w:r>
+        <w:rPr>
+          <w:b/>
+          <w:bCs/>
+          <w:sz w:val="52"/>
+          <w:szCs w:val="52"/>
+        </w:rPr>
+        <w:t>def</w:t>
+      </w:r>
+      <w:proofErr w:type="spellEnd"/>
+      <w:r>
+        <w:rPr>
+          <w:b/>
+          <w:bCs/>
+          <w:sz w:val="52"/>
+          <w:szCs w:val="52"/>
+        </w:rPr>
+        <w:t xml:space="preserve"> </w:t>
+      </w:r>
+      <w:r>
+        <w:rPr>
+          <w:b/>
+          <w:bCs/>
+          <w:sz w:val="40"/>
+          <w:szCs w:val="40"/>
+        </w:rPr>
+        <w:t xml:space="preserve">seguida do </w:t>
+      </w:r>
+      <w:r>
+        <w:rPr>
+          <w:b/>
+          <w:bCs/>
+          <w:sz w:val="52"/>
+          <w:szCs w:val="52"/>
+        </w:rPr>
+        <w:t xml:space="preserve">nome da função </w:t>
+      </w:r>
+      <w:r>
+        <w:rPr>
+          <w:b/>
+          <w:bCs/>
+          <w:sz w:val="40"/>
+          <w:szCs w:val="40"/>
+        </w:rPr>
+        <w:t xml:space="preserve">e </w:t>
+      </w:r>
+      <w:r>
+        <w:rPr>
+          <w:b/>
+          <w:bCs/>
+          <w:sz w:val="52"/>
+          <w:szCs w:val="52"/>
+        </w:rPr>
+        <w:t>parênteses</w:t>
+      </w:r>
+    </w:p>
+    <w:p>
+      <w:pPr>
+        <w:ind w:left="360"/>
+        <w:rPr>
+          <w:b/>
+          <w:bCs/>
+          <w:sz w:val="40"/>
+          <w:szCs w:val="40"/>
+        </w:rPr>
+      </w:pPr>
+      <w:r>
+        <w:rPr>
+          <w:b/>
+          <w:bCs/>
+          <w:sz w:val="40"/>
+          <w:szCs w:val="40"/>
+        </w:rPr>
+        <w:t>Opcionalmente, podemos especificar parâmetros dentro dos parênteses</w:t>
+      </w:r>
     </w:p>
     <w:sectPr>
       <w:pgSz w:w="11906" w:h="16838"/>
